--- a/sprint文件/Sprint_進度書面報告.docx
+++ b/sprint文件/Sprint_進度書面報告.docx
@@ -112,7 +112,6 @@
     <w:p>
       <w:pPr>
         <w:rPr>
-          <w:rFonts w:hint="eastAsia"/>
           <w:sz w:val="32"/>
           <w:szCs w:val="28"/>
         </w:rPr>
@@ -315,18 +314,18 @@
     <w:tbl>
       <w:tblPr>
         <w:tblStyle w:val="a3"/>
-        <w:tblW w:w="8359" w:type="dxa"/>
+        <w:tblW w:w="0" w:type="auto"/>
         <w:tblLook w:val="04A0" w:firstRow="1" w:lastRow="0" w:firstColumn="1" w:lastColumn="0" w:noHBand="0" w:noVBand="1"/>
       </w:tblPr>
       <w:tblGrid>
-        <w:gridCol w:w="1129"/>
-        <w:gridCol w:w="5670"/>
-        <w:gridCol w:w="1560"/>
+        <w:gridCol w:w="2689"/>
+        <w:gridCol w:w="4677"/>
+        <w:gridCol w:w="1128"/>
       </w:tblGrid>
       <w:tr>
         <w:tc>
           <w:tcPr>
-            <w:tcW w:w="1129" w:type="dxa"/>
+            <w:tcW w:w="2689" w:type="dxa"/>
           </w:tcPr>
           <w:p>
             <w:r>
@@ -342,7 +341,7 @@
         </w:tc>
         <w:tc>
           <w:tcPr>
-            <w:tcW w:w="5670" w:type="dxa"/>
+            <w:tcW w:w="4677" w:type="dxa"/>
           </w:tcPr>
           <w:p>
             <w:r>
@@ -355,7 +354,7 @@
         </w:tc>
         <w:tc>
           <w:tcPr>
-            <w:tcW w:w="1560" w:type="dxa"/>
+            <w:tcW w:w="1128" w:type="dxa"/>
           </w:tcPr>
           <w:p>
             <w:r>
@@ -370,50 +369,58 @@
       <w:tr>
         <w:tc>
           <w:tcPr>
-            <w:tcW w:w="1129" w:type="dxa"/>
+            <w:tcW w:w="2689" w:type="dxa"/>
             <w:vMerge w:val="restart"/>
           </w:tcPr>
           <w:p>
-            <w:pPr>
-              <w:rPr>
-                <w:rFonts w:hint="eastAsia"/>
-              </w:rPr>
-            </w:pPr>
-            <w:r>
-              <w:rPr>
-                <w:rFonts w:ascii="標楷體" w:hAnsi="標楷體" w:hint="eastAsia"/>
-              </w:rPr>
-              <w:t>1</w:t>
-            </w:r>
-            <w:r>
-              <w:rPr>
-                <w:rFonts w:ascii="標楷體" w:hAnsi="標楷體"/>
-              </w:rPr>
-              <w:t>前端互動與資料匯入層</w:t>
-            </w:r>
-          </w:p>
-        </w:tc>
-        <w:tc>
-          <w:tcPr>
-            <w:tcW w:w="5670" w:type="dxa"/>
-          </w:tcPr>
-          <w:p>
-            <w:pPr>
-              <w:rPr>
-                <w:rFonts w:hint="eastAsia"/>
-              </w:rPr>
-            </w:pPr>
-            <w:r>
-              <w:t xml:space="preserve">1.1 - </w:t>
-            </w:r>
-            <w:r>
-              <w:t>文字輸入介面建置</w:t>
-            </w:r>
-          </w:p>
-        </w:tc>
-        <w:tc>
-          <w:tcPr>
-            <w:tcW w:w="1560" w:type="dxa"/>
+            <w:r>
+              <w:t xml:space="preserve">1 </w:t>
+            </w:r>
+            <w:r>
+              <w:t>成績匯入與解析引擎</w:t>
+            </w:r>
+          </w:p>
+        </w:tc>
+        <w:tc>
+          <w:tcPr>
+            <w:tcW w:w="4677" w:type="dxa"/>
+          </w:tcPr>
+          <w:p>
+            <w:r>
+              <w:t xml:space="preserve">1.1 </w:t>
+            </w:r>
+            <w:r>
+              <w:t>文字貼入介面建置</w:t>
+            </w:r>
+            <w:r>
+              <w:t xml:space="preserve"> (</w:t>
+            </w:r>
+            <w:r>
+              <w:t>含</w:t>
+            </w:r>
+            <w:r>
+              <w:t xml:space="preserve"> </w:t>
+            </w:r>
+            <w:proofErr w:type="spellStart"/>
+            <w:r>
+              <w:t>Textarea</w:t>
+            </w:r>
+            <w:proofErr w:type="spellEnd"/>
+            <w:r>
+              <w:t xml:space="preserve"> </w:t>
+            </w:r>
+            <w:r>
+              <w:t>區塊</w:t>
+            </w:r>
+            <w:r>
+              <w:t>)</w:t>
+            </w:r>
+          </w:p>
+          <w:p/>
+        </w:tc>
+        <w:tc>
+          <w:tcPr>
+            <w:tcW w:w="1128" w:type="dxa"/>
           </w:tcPr>
           <w:p>
             <w:r>
@@ -428,32 +435,34 @@
       <w:tr>
         <w:tc>
           <w:tcPr>
-            <w:tcW w:w="1129" w:type="dxa"/>
+            <w:tcW w:w="2689" w:type="dxa"/>
             <w:vMerge/>
           </w:tcPr>
           <w:p/>
         </w:tc>
         <w:tc>
           <w:tcPr>
-            <w:tcW w:w="5670" w:type="dxa"/>
-          </w:tcPr>
-          <w:p>
-            <w:pPr>
-              <w:rPr>
-                <w:rFonts w:hint="eastAsia"/>
-              </w:rPr>
-            </w:pPr>
-            <w:r>
-              <w:t xml:space="preserve">1.2 - </w:t>
-            </w:r>
-            <w:r>
-              <w:t>空白與格式防呆機制</w:t>
-            </w:r>
-          </w:p>
-        </w:tc>
-        <w:tc>
-          <w:tcPr>
-            <w:tcW w:w="1560" w:type="dxa"/>
+            <w:tcW w:w="4677" w:type="dxa"/>
+          </w:tcPr>
+          <w:p>
+            <w:r>
+              <w:t xml:space="preserve">1.2 </w:t>
+            </w:r>
+            <w:r>
+              <w:t>正規表達式</w:t>
+            </w:r>
+            <w:r>
+              <w:t xml:space="preserve"> (Regex) </w:t>
+            </w:r>
+            <w:r>
+              <w:t>雜訊濾除功能</w:t>
+            </w:r>
+          </w:p>
+          <w:p/>
+        </w:tc>
+        <w:tc>
+          <w:tcPr>
+            <w:tcW w:w="1128" w:type="dxa"/>
           </w:tcPr>
           <w:p>
             <w:r>
@@ -468,35 +477,42 @@
       <w:tr>
         <w:tc>
           <w:tcPr>
-            <w:tcW w:w="1129" w:type="dxa"/>
+            <w:tcW w:w="2689" w:type="dxa"/>
             <w:vMerge/>
           </w:tcPr>
           <w:p/>
         </w:tc>
         <w:tc>
           <w:tcPr>
-            <w:tcW w:w="5670" w:type="dxa"/>
-            <w:tcBorders>
-              <w:bottom w:val="single" w:sz="4" w:space="0" w:color="auto"/>
-            </w:tcBorders>
-          </w:tcPr>
-          <w:p>
-            <w:pPr>
-              <w:rPr>
-                <w:rFonts w:hint="eastAsia"/>
-              </w:rPr>
-            </w:pPr>
-            <w:r>
-              <w:t xml:space="preserve">1.3 - </w:t>
-            </w:r>
-            <w:r>
-              <w:t>計算結果視覺化渲染</w:t>
-            </w:r>
-          </w:p>
-        </w:tc>
-        <w:tc>
-          <w:tcPr>
-            <w:tcW w:w="1560" w:type="dxa"/>
+            <w:tcW w:w="4677" w:type="dxa"/>
+          </w:tcPr>
+          <w:p>
+            <w:r>
+              <w:t xml:space="preserve">1.3 </w:t>
+            </w:r>
+            <w:r>
+              <w:t>修課紀錄結構化處理</w:t>
+            </w:r>
+            <w:r>
+              <w:t xml:space="preserve"> (</w:t>
+            </w:r>
+            <w:r>
+              <w:t>轉換為</w:t>
+            </w:r>
+            <w:r>
+              <w:t xml:space="preserve"> JSON </w:t>
+            </w:r>
+            <w:r>
+              <w:t>格式</w:t>
+            </w:r>
+            <w:r>
+              <w:t>)</w:t>
+            </w:r>
+          </w:p>
+        </w:tc>
+        <w:tc>
+          <w:tcPr>
+            <w:tcW w:w="1128" w:type="dxa"/>
           </w:tcPr>
           <w:p>
             <w:r>
@@ -511,140 +527,162 @@
       <w:tr>
         <w:tc>
           <w:tcPr>
-            <w:tcW w:w="1129" w:type="dxa"/>
+            <w:tcW w:w="2689" w:type="dxa"/>
             <w:vMerge/>
           </w:tcPr>
           <w:p/>
         </w:tc>
         <w:tc>
           <w:tcPr>
-            <w:tcW w:w="5670" w:type="dxa"/>
-            <w:tcBorders>
-              <w:bottom w:val="nil"/>
-            </w:tcBorders>
-          </w:tcPr>
+            <w:tcW w:w="4677" w:type="dxa"/>
+          </w:tcPr>
+          <w:p>
+            <w:r>
+              <w:t xml:space="preserve">1.4 </w:t>
+            </w:r>
+            <w:r>
+              <w:t>空白輸入與基本格式防呆機制</w:t>
+            </w:r>
+          </w:p>
           <w:p/>
         </w:tc>
         <w:tc>
           <w:tcPr>
-            <w:tcW w:w="1560" w:type="dxa"/>
-          </w:tcPr>
-          <w:p/>
+            <w:tcW w:w="1128" w:type="dxa"/>
+          </w:tcPr>
+          <w:p>
+            <w:r>
+              <w:rPr>
+                <w:rFonts w:hint="eastAsia"/>
+              </w:rPr>
+              <w:t>1</w:t>
+            </w:r>
+          </w:p>
         </w:tc>
       </w:tr>
       <w:tr>
         <w:tc>
           <w:tcPr>
-            <w:tcW w:w="1129" w:type="dxa"/>
+            <w:tcW w:w="2689" w:type="dxa"/>
             <w:vMerge/>
           </w:tcPr>
           <w:p/>
         </w:tc>
         <w:tc>
           <w:tcPr>
-            <w:tcW w:w="5670" w:type="dxa"/>
-            <w:tcBorders>
-              <w:top w:val="nil"/>
-              <w:bottom w:val="nil"/>
-            </w:tcBorders>
-          </w:tcPr>
+            <w:tcW w:w="4677" w:type="dxa"/>
+          </w:tcPr>
+          <w:p>
+            <w:r>
+              <w:t xml:space="preserve">1.5 </w:t>
+            </w:r>
+            <w:r>
+              <w:t>異常解析時的手動備援輸入頁面</w:t>
+            </w:r>
+          </w:p>
           <w:p/>
         </w:tc>
         <w:tc>
           <w:tcPr>
-            <w:tcW w:w="1560" w:type="dxa"/>
-          </w:tcPr>
-          <w:p/>
+            <w:tcW w:w="1128" w:type="dxa"/>
+          </w:tcPr>
+          <w:p>
+            <w:r>
+              <w:rPr>
+                <w:rFonts w:hint="eastAsia"/>
+              </w:rPr>
+              <w:t>2</w:t>
+            </w:r>
+          </w:p>
         </w:tc>
       </w:tr>
       <w:tr>
         <w:tc>
           <w:tcPr>
-            <w:tcW w:w="1129" w:type="dxa"/>
-            <w:vMerge/>
-            <w:tcBorders>
-              <w:bottom w:val="single" w:sz="4" w:space="0" w:color="auto"/>
-            </w:tcBorders>
-          </w:tcPr>
+            <w:tcW w:w="2689" w:type="dxa"/>
+            <w:vMerge w:val="restart"/>
+          </w:tcPr>
+          <w:p>
+            <w:r>
+              <w:t xml:space="preserve">2 </w:t>
+            </w:r>
+            <w:r>
+              <w:t>學分結算與視覺化</w:t>
+            </w:r>
+          </w:p>
+        </w:tc>
+        <w:tc>
+          <w:tcPr>
+            <w:tcW w:w="4677" w:type="dxa"/>
+          </w:tcPr>
+          <w:p>
+            <w:r>
+              <w:t xml:space="preserve">2.1 </w:t>
+            </w:r>
+            <w:r>
+              <w:t>及格門檻自動判定與不及格科目排除</w:t>
+            </w:r>
+          </w:p>
           <w:p/>
         </w:tc>
         <w:tc>
           <w:tcPr>
-            <w:tcW w:w="5670" w:type="dxa"/>
-            <w:tcBorders>
-              <w:top w:val="nil"/>
-            </w:tcBorders>
-          </w:tcPr>
-          <w:p>
-            <w:pPr>
-              <w:rPr>
-                <w:highlight w:val="yellow"/>
-              </w:rPr>
-            </w:pPr>
-          </w:p>
-        </w:tc>
-        <w:tc>
-          <w:tcPr>
-            <w:tcW w:w="1560" w:type="dxa"/>
-          </w:tcPr>
-          <w:p>
-            <w:pPr>
-              <w:rPr>
-                <w:highlight w:val="yellow"/>
-              </w:rPr>
-            </w:pPr>
+            <w:tcW w:w="1128" w:type="dxa"/>
+          </w:tcPr>
+          <w:p>
+            <w:r>
+              <w:rPr>
+                <w:rFonts w:hint="eastAsia"/>
+              </w:rPr>
+              <w:t>1</w:t>
+            </w:r>
           </w:p>
         </w:tc>
       </w:tr>
       <w:tr>
         <w:tc>
           <w:tcPr>
-            <w:tcW w:w="1129" w:type="dxa"/>
-            <w:vMerge w:val="restart"/>
-            <w:tcBorders>
-              <w:bottom w:val="nil"/>
-            </w:tcBorders>
-          </w:tcPr>
-          <w:p>
-            <w:r>
-              <w:rPr>
-                <w:rFonts w:hint="eastAsia"/>
-              </w:rPr>
-              <w:t>2</w:t>
-            </w:r>
-            <w:r>
-              <w:t>核心解析與加總引擎</w:t>
-            </w:r>
-          </w:p>
-        </w:tc>
-        <w:tc>
-          <w:tcPr>
-            <w:tcW w:w="5670" w:type="dxa"/>
-          </w:tcPr>
-          <w:p>
-            <w:pPr>
-              <w:rPr>
-                <w:rFonts w:hint="eastAsia"/>
-                <w:highlight w:val="yellow"/>
-              </w:rPr>
-            </w:pPr>
-            <w:r>
-              <w:t xml:space="preserve">2.1 - </w:t>
-            </w:r>
-            <w:r>
-              <w:t>雜訊濾除與有效欄位萃取</w:t>
-            </w:r>
-          </w:p>
-        </w:tc>
-        <w:tc>
-          <w:tcPr>
-            <w:tcW w:w="1560" w:type="dxa"/>
-          </w:tcPr>
-          <w:p>
-            <w:r>
-              <w:rPr>
-                <w:rFonts w:hint="eastAsia"/>
-              </w:rPr>
+            <w:tcW w:w="2689" w:type="dxa"/>
+            <w:vMerge/>
+          </w:tcPr>
+          <w:p/>
+        </w:tc>
+        <w:tc>
+          <w:tcPr>
+            <w:tcW w:w="4677" w:type="dxa"/>
+          </w:tcPr>
+          <w:p>
+            <w:r>
+              <w:t xml:space="preserve">2.2 </w:t>
+            </w:r>
+            <w:r>
+              <w:t>結算結果視覺化渲染</w:t>
+            </w:r>
+            <w:r>
+              <w:t xml:space="preserve"> (</w:t>
+            </w:r>
+            <w:r>
+              <w:t>含畢業狀態判</w:t>
+            </w:r>
+            <w:r>
+              <w:lastRenderedPageBreak/>
+              <w:t>定</w:t>
+            </w:r>
+            <w:r>
+              <w:t>)</w:t>
+            </w:r>
+          </w:p>
+        </w:tc>
+        <w:tc>
+          <w:tcPr>
+            <w:tcW w:w="1128" w:type="dxa"/>
+          </w:tcPr>
+          <w:p>
+            <w:r>
+              <w:rPr>
+                <w:rFonts w:hint="eastAsia"/>
+              </w:rPr>
+              <w:lastRenderedPageBreak/>
               <w:t>1</w:t>
             </w:r>
           </w:p>
@@ -653,36 +691,41 @@
       <w:tr>
         <w:tc>
           <w:tcPr>
-            <w:tcW w:w="1129" w:type="dxa"/>
-            <w:vMerge/>
-            <w:tcBorders>
-              <w:top w:val="nil"/>
-              <w:bottom w:val="nil"/>
-            </w:tcBorders>
+            <w:tcW w:w="2689" w:type="dxa"/>
           </w:tcPr>
           <w:p/>
         </w:tc>
         <w:tc>
           <w:tcPr>
-            <w:tcW w:w="5670" w:type="dxa"/>
-          </w:tcPr>
-          <w:p>
-            <w:pPr>
-              <w:rPr>
-                <w:highlight w:val="yellow"/>
-              </w:rPr>
-            </w:pPr>
-            <w:r>
-              <w:t xml:space="preserve">2.2 - </w:t>
-            </w:r>
-            <w:r>
-              <w:t>及格門檻過濾規則</w:t>
-            </w:r>
-          </w:p>
-        </w:tc>
-        <w:tc>
-          <w:tcPr>
-            <w:tcW w:w="1560" w:type="dxa"/>
+            <w:tcW w:w="4677" w:type="dxa"/>
+          </w:tcPr>
+          <w:p>
+            <w:r>
+              <w:t xml:space="preserve">2.3 </w:t>
+            </w:r>
+            <w:r>
+              <w:t>學分缺口試算</w:t>
+            </w:r>
+            <w:r>
+              <w:t xml:space="preserve"> (</w:t>
+            </w:r>
+            <w:r>
+              <w:t>對接畢業門檻</w:t>
+            </w:r>
+            <w:r>
+              <w:t xml:space="preserve"> SQL </w:t>
+            </w:r>
+            <w:r>
+              <w:t>資料庫</w:t>
+            </w:r>
+            <w:r>
+              <w:t>)</w:t>
+            </w:r>
+          </w:p>
+        </w:tc>
+        <w:tc>
+          <w:tcPr>
+            <w:tcW w:w="1128" w:type="dxa"/>
           </w:tcPr>
           <w:p>
             <w:r>
@@ -695,67 +738,375 @@
         </w:tc>
       </w:tr>
       <w:tr>
-        <w:tc>
-          <w:tcPr>
-            <w:tcW w:w="1129" w:type="dxa"/>
-            <w:tcBorders>
-              <w:top w:val="nil"/>
-            </w:tcBorders>
-          </w:tcPr>
-          <w:p>
-            <w:pPr>
-              <w:rPr>
-                <w:highlight w:val="yellow"/>
-              </w:rPr>
-            </w:pPr>
-          </w:p>
-        </w:tc>
-        <w:tc>
-          <w:tcPr>
-            <w:tcW w:w="5670" w:type="dxa"/>
-          </w:tcPr>
-          <w:p>
-            <w:pPr>
-              <w:rPr>
-                <w:rFonts w:hint="eastAsia"/>
-                <w:highlight w:val="yellow"/>
-              </w:rPr>
-            </w:pPr>
-            <w:r>
-              <w:rPr>
-                <w:rFonts w:hint="eastAsia"/>
-              </w:rPr>
-              <w:t>2.3</w:t>
-            </w:r>
-            <w:r>
-              <w:t>特殊成績標記相容處理</w:t>
-            </w:r>
-          </w:p>
-        </w:tc>
-        <w:tc>
-          <w:tcPr>
-            <w:tcW w:w="1560" w:type="dxa"/>
-          </w:tcPr>
-          <w:p>
-            <w:r>
-              <w:rPr>
-                <w:rFonts w:hint="eastAsia"/>
-              </w:rPr>
-              <w:t>1</w:t>
+        <w:trPr>
+          <w:trHeight w:val="904"/>
+        </w:trPr>
+        <w:tc>
+          <w:tcPr>
+            <w:tcW w:w="2689" w:type="dxa"/>
+          </w:tcPr>
+          <w:p>
+            <w:r>
+              <w:t xml:space="preserve">3.1 </w:t>
+            </w:r>
+            <w:r>
+              <w:t>系辦秘書降低行政負擔</w:t>
+            </w:r>
+          </w:p>
+        </w:tc>
+        <w:tc>
+          <w:tcPr>
+            <w:tcW w:w="4677" w:type="dxa"/>
+          </w:tcPr>
+          <w:p>
+            <w:r>
+              <w:t xml:space="preserve">3.1 </w:t>
+            </w:r>
+            <w:r>
+              <w:t>系辦秘書降低行政負擔</w:t>
+            </w:r>
+          </w:p>
+        </w:tc>
+        <w:tc>
+          <w:tcPr>
+            <w:tcW w:w="1128" w:type="dxa"/>
+          </w:tcPr>
+          <w:p>
+            <w:r>
+              <w:rPr>
+                <w:rFonts w:hint="eastAsia"/>
+              </w:rPr>
+              <w:t>2</w:t>
             </w:r>
           </w:p>
         </w:tc>
       </w:tr>
     </w:tbl>
     <w:p>
+      <w:r>
+        <w:rPr>
+          <w:rFonts w:hint="eastAsia"/>
+        </w:rPr>
+        <w:t>未完成之</w:t>
+      </w:r>
+      <w:r>
+        <w:t>User Story:</w:t>
+      </w:r>
+      <w:r>
+        <w:rPr>
+          <w:rFonts w:hint="eastAsia"/>
+        </w:rPr>
+        <w:t>1.4</w:t>
+      </w:r>
+      <w:r>
+        <w:rPr>
+          <w:rFonts w:hint="eastAsia"/>
+        </w:rPr>
+        <w:t>、</w:t>
+      </w:r>
+      <w:r>
+        <w:t xml:space="preserve"> 1.</w:t>
+      </w:r>
+      <w:r>
+        <w:rPr>
+          <w:rFonts w:hint="eastAsia"/>
+        </w:rPr>
+        <w:t>5</w:t>
+      </w:r>
+      <w:r>
+        <w:rPr>
+          <w:rFonts w:hint="eastAsia"/>
+        </w:rPr>
+        <w:t>、</w:t>
+      </w:r>
+      <w:r>
+        <w:t>3.1</w:t>
+      </w:r>
+    </w:p>
+    <w:p/>
+    <w:p>
       <w:pPr>
         <w:pStyle w:val="3"/>
       </w:pPr>
       <w:r>
+        <w:t xml:space="preserve">Sprint 1 </w:t>
+      </w:r>
+      <w:r>
+        <w:t>核心驗收條件</w:t>
+      </w:r>
+    </w:p>
+    <w:p>
+      <w:r>
+        <w:rPr>
+          <w:b/>
+          <w:bCs/>
+        </w:rPr>
+        <w:t xml:space="preserve">Story A: </w:t>
+      </w:r>
+      <w:r>
+        <w:rPr>
+          <w:b/>
+          <w:bCs/>
+        </w:rPr>
+        <w:t>介面呈現與空白防呆處理</w:t>
+      </w:r>
+      <w:r>
+        <w:t xml:space="preserve"> </w:t>
+      </w:r>
+    </w:p>
+    <w:p>
+      <w:pPr>
+        <w:numPr>
+          <w:ilvl w:val="0"/>
+          <w:numId w:val="2"/>
+        </w:numPr>
+      </w:pPr>
+      <w:r>
+        <w:rPr>
+          <w:b/>
+          <w:bCs/>
+        </w:rPr>
+        <w:t>Given</w:t>
+      </w:r>
+      <w:r>
+        <w:t xml:space="preserve"> </w:t>
+      </w:r>
+      <w:r>
+        <w:t>使用者進入「成績文本解析」輸入頁面。</w:t>
+      </w:r>
+    </w:p>
+    <w:p>
+      <w:pPr>
+        <w:numPr>
+          <w:ilvl w:val="0"/>
+          <w:numId w:val="2"/>
+        </w:numPr>
+      </w:pPr>
+      <w:r>
+        <w:rPr>
+          <w:b/>
+          <w:bCs/>
+        </w:rPr>
+        <w:t>When</w:t>
+      </w:r>
+      <w:r>
+        <w:t xml:space="preserve"> </w:t>
+      </w:r>
+      <w:r>
+        <w:t>使用者在文字輸入區塊未貼上任何內容（或僅輸入空白字串），即點擊「送出解析」按鈕。</w:t>
+      </w:r>
+    </w:p>
+    <w:p>
+      <w:pPr>
+        <w:numPr>
+          <w:ilvl w:val="0"/>
+          <w:numId w:val="2"/>
+        </w:numPr>
+      </w:pPr>
+      <w:r>
+        <w:rPr>
+          <w:b/>
+          <w:bCs/>
+        </w:rPr>
+        <w:t>Then</w:t>
+      </w:r>
+      <w:r>
+        <w:t xml:space="preserve"> </w:t>
+      </w:r>
+      <w:r>
+        <w:t>系統必須中斷提交動作，停留在原頁面，並於按鈕旁或畫面上方跳出明確的錯誤提示（如：「請貼上成績資料」），以完成防呆機制。</w:t>
+      </w:r>
+    </w:p>
+    <w:p>
+      <w:r>
+        <w:rPr>
+          <w:b/>
+          <w:bCs/>
+        </w:rPr>
+        <w:t xml:space="preserve">Story B: </w:t>
+      </w:r>
+      <w:r>
+        <w:rPr>
+          <w:b/>
+          <w:bCs/>
+        </w:rPr>
+        <w:t>成功萃取有效資料與雜訊免疫</w:t>
+      </w:r>
+      <w:r>
+        <w:t xml:space="preserve"> </w:t>
+      </w:r>
+    </w:p>
+    <w:p>
+      <w:pPr>
+        <w:numPr>
+          <w:ilvl w:val="0"/>
+          <w:numId w:val="3"/>
+        </w:numPr>
+      </w:pPr>
+      <w:r>
+        <w:rPr>
+          <w:b/>
+          <w:bCs/>
+        </w:rPr>
+        <w:t>Given</w:t>
+      </w:r>
+      <w:r>
+        <w:t xml:space="preserve"> </w:t>
+      </w:r>
+      <w:r>
+        <w:t>使用者在文字輸入區塊中，貼上了包含校務系統網頁選單、表頭文字等無效雜訊，以及完整成績歷史的純文字。</w:t>
+      </w:r>
+    </w:p>
+    <w:p>
+      <w:pPr>
+        <w:numPr>
+          <w:ilvl w:val="0"/>
+          <w:numId w:val="3"/>
+        </w:numPr>
+      </w:pPr>
+      <w:r>
+        <w:rPr>
+          <w:b/>
+          <w:bCs/>
+        </w:rPr>
+        <w:t>When</w:t>
+      </w:r>
+      <w:r>
+        <w:t xml:space="preserve"> </w:t>
+      </w:r>
+      <w:r>
+        <w:t>使用者點擊「送出解析」按鈕。</w:t>
+      </w:r>
+    </w:p>
+    <w:p>
+      <w:pPr>
+        <w:numPr>
+          <w:ilvl w:val="0"/>
+          <w:numId w:val="3"/>
+        </w:numPr>
+      </w:pPr>
+      <w:r>
+        <w:rPr>
+          <w:b/>
+          <w:bCs/>
+        </w:rPr>
+        <w:t>Then</w:t>
+      </w:r>
+      <w:r>
+        <w:t xml:space="preserve"> </w:t>
+      </w:r>
+      <w:r>
+        <w:t>系統的解析引擎必須成功過濾所有無效雜訊，並精確萃取出所有修課紀錄，將其轉換為包含「科目」、「學分」、「成績」三個必備欄位的系統可讀格式（如</w:t>
+      </w:r>
+      <w:r>
+        <w:t xml:space="preserve"> JSON </w:t>
+      </w:r>
+      <w:r>
+        <w:t>陣列）。</w:t>
+      </w:r>
+    </w:p>
+    <w:p>
+      <w:r>
+        <w:rPr>
+          <w:b/>
+          <w:bCs/>
+        </w:rPr>
+        <w:t xml:space="preserve">Story C: </w:t>
+      </w:r>
+      <w:r>
+        <w:rPr>
+          <w:b/>
+          <w:bCs/>
+        </w:rPr>
+        <w:t>基礎及格判斷與不及格科目排除</w:t>
+      </w:r>
+      <w:r>
+        <w:t xml:space="preserve"> </w:t>
+      </w:r>
+    </w:p>
+    <w:p>
+      <w:pPr>
+        <w:numPr>
+          <w:ilvl w:val="0"/>
+          <w:numId w:val="4"/>
+        </w:numPr>
+      </w:pPr>
+      <w:r>
+        <w:rPr>
+          <w:b/>
+          <w:bCs/>
+        </w:rPr>
+        <w:t>Given</w:t>
+      </w:r>
+      <w:r>
+        <w:t xml:space="preserve"> </w:t>
+      </w:r>
+      <w:r>
+        <w:t>系統已成功接收並結構化使用者的所有歷史成績資料。</w:t>
+      </w:r>
+    </w:p>
+    <w:p>
+      <w:pPr>
+        <w:numPr>
+          <w:ilvl w:val="0"/>
+          <w:numId w:val="4"/>
+        </w:numPr>
+      </w:pPr>
+      <w:r>
+        <w:rPr>
+          <w:b/>
+          <w:bCs/>
+        </w:rPr>
+        <w:t>When</w:t>
+      </w:r>
+      <w:r>
+        <w:t xml:space="preserve"> </w:t>
+      </w:r>
+      <w:r>
+        <w:t>系統觸發學分加總與缺口計算邏輯時。</w:t>
+      </w:r>
+    </w:p>
+    <w:p>
+      <w:pPr>
+        <w:numPr>
+          <w:ilvl w:val="0"/>
+          <w:numId w:val="4"/>
+        </w:numPr>
+      </w:pPr>
+      <w:r>
+        <w:rPr>
+          <w:b/>
+          <w:bCs/>
+        </w:rPr>
+        <w:t>Then</w:t>
+      </w:r>
+      <w:r>
+        <w:t xml:space="preserve"> </w:t>
+      </w:r>
+      <w:r>
+        <w:t>系統必須自動判斷成績數值，直接剔除未達及格標準（如低於</w:t>
+      </w:r>
+      <w:r>
+        <w:t xml:space="preserve"> 60 </w:t>
+      </w:r>
+      <w:r>
+        <w:t>分）或遭標記退選的科目，僅統計真正通過的學分數，並於畫面上呈現正確的總結算數字。</w:t>
+      </w:r>
+    </w:p>
+    <w:p/>
+    <w:p>
+      <w:pPr>
+        <w:pStyle w:val="3"/>
+      </w:pPr>
+    </w:p>
+    <w:p>
+      <w:pPr>
+        <w:pStyle w:val="3"/>
+      </w:pPr>
+      <w:r>
         <w:rPr>
           <w:rFonts w:hint="eastAsia"/>
         </w:rPr>
-        <w:lastRenderedPageBreak/>
         <w:t>Daily Scrum</w:t>
       </w:r>
       <w:r>
@@ -843,7 +1194,7 @@
               <w:rPr>
                 <w:rFonts w:hint="eastAsia"/>
               </w:rPr>
-              <w:t>暫無</w:t>
+              <w:t>需要突出我們專案和同類型網站的優勢</w:t>
             </w:r>
           </w:p>
         </w:tc>
@@ -856,7 +1207,7 @@
               <w:rPr>
                 <w:rFonts w:hint="eastAsia"/>
               </w:rPr>
-              <w:t>暫無</w:t>
+              <w:t>強調我們專案有獨特的學分計算功能</w:t>
             </w:r>
           </w:p>
         </w:tc>
@@ -887,7 +1238,19 @@
               <w:rPr>
                 <w:rFonts w:hint="eastAsia"/>
               </w:rPr>
-              <w:t>暫無</w:t>
+              <w:t>需要找尋協助的</w:t>
+            </w:r>
+            <w:r>
+              <w:rPr>
+                <w:rFonts w:hint="eastAsia"/>
+              </w:rPr>
+              <w:t>AI</w:t>
+            </w:r>
+            <w:r>
+              <w:rPr>
+                <w:rFonts w:hint="eastAsia"/>
+              </w:rPr>
+              <w:t>工具</w:t>
             </w:r>
           </w:p>
         </w:tc>
@@ -900,7 +1263,7 @@
               <w:rPr>
                 <w:rFonts w:hint="eastAsia"/>
               </w:rPr>
-              <w:t>暫無</w:t>
+              <w:t>善用學生優惠計劃</w:t>
             </w:r>
           </w:p>
         </w:tc>
@@ -929,9 +1292,30 @@
           <w:p>
             <w:r>
               <w:rPr>
-                <w:rFonts w:hint="eastAsia"/>
-              </w:rPr>
-              <w:t>暫無</w:t>
+                <w:rFonts w:ascii="新細明體" w:eastAsia="新細明體" w:hAnsi="新細明體" w:cs="新細明體" w:hint="eastAsia"/>
+                <w:color w:val="1F1F1F"/>
+                <w:sz w:val="28"/>
+                <w:szCs w:val="28"/>
+              </w:rPr>
+              <w:t>要決定</w:t>
+            </w:r>
+            <w:r>
+              <w:rPr>
+                <w:rFonts w:ascii="Arial Unicode MS" w:eastAsia="Arial Unicode MS" w:hAnsi="Arial Unicode MS" w:cs="Arial Unicode MS"/>
+                <w:color w:val="1F1F1F"/>
+                <w:sz w:val="28"/>
+                <w:szCs w:val="28"/>
+              </w:rPr>
+              <w:t>Sprint 1</w:t>
+            </w:r>
+            <w:r>
+              <w:rPr>
+                <w:rFonts w:ascii="新細明體" w:eastAsia="新細明體" w:hAnsi="新細明體" w:cs="新細明體" w:hint="eastAsia"/>
+                <w:color w:val="1F1F1F"/>
+                <w:sz w:val="28"/>
+                <w:szCs w:val="28"/>
+              </w:rPr>
+              <w:t>內容</w:t>
             </w:r>
           </w:p>
         </w:tc>
@@ -944,7 +1328,25 @@
               <w:rPr>
                 <w:rFonts w:hint="eastAsia"/>
               </w:rPr>
-              <w:t>暫無</w:t>
+              <w:t>討論出</w:t>
+            </w:r>
+            <w:r>
+              <w:rPr>
+                <w:rFonts w:ascii="Arial Unicode MS" w:eastAsia="Arial Unicode MS" w:hAnsi="Arial Unicode MS" w:cs="Arial Unicode MS"/>
+                <w:color w:val="1F1F1F"/>
+                <w:sz w:val="28"/>
+                <w:szCs w:val="28"/>
+              </w:rPr>
+              <w:t>Sprint 1</w:t>
+            </w:r>
+            <w:r>
+              <w:rPr>
+                <w:rFonts w:ascii="新細明體" w:eastAsia="新細明體" w:hAnsi="新細明體" w:cs="新細明體" w:hint="eastAsia"/>
+                <w:color w:val="1F1F1F"/>
+                <w:sz w:val="28"/>
+                <w:szCs w:val="28"/>
+              </w:rPr>
+              <w:t>的MVP</w:t>
             </w:r>
           </w:p>
         </w:tc>
@@ -971,11 +1373,6 @@
             <w:tcW w:w="3402" w:type="dxa"/>
           </w:tcPr>
           <w:p>
-            <w:pPr>
-              <w:rPr>
-                <w:rFonts w:hint="eastAsia"/>
-              </w:rPr>
-            </w:pPr>
             <w:r>
               <w:rPr>
                 <w:rFonts w:hint="eastAsia"/>
@@ -1001,19 +1398,25 @@
               <w:rPr>
                 <w:rFonts w:hint="eastAsia"/>
               </w:rPr>
-              <w:t>ithub</w:t>
-            </w:r>
-            <w:r>
-              <w:rPr>
-                <w:rFonts w:hint="eastAsia"/>
-              </w:rPr>
-              <w:t>，</w:t>
-            </w:r>
-            <w:r>
-              <w:rPr>
-                <w:rFonts w:hint="eastAsia"/>
-              </w:rPr>
-              <w:t>透過課堂攻防戰發現我們專案在學生歷史資</w:t>
+              <w:t>it</w:t>
+            </w:r>
+            <w:r>
+              <w:rPr>
+                <w:rFonts w:hint="eastAsia"/>
+              </w:rPr>
+              <w:t>Hub</w:t>
+            </w:r>
+            <w:r>
+              <w:rPr>
+                <w:rFonts w:hint="eastAsia"/>
+              </w:rPr>
+              <w:t>。經過課堂攻防戰發現專</w:t>
+            </w:r>
+            <w:r>
+              <w:rPr>
+                <w:rFonts w:hint="eastAsia"/>
+              </w:rPr>
+              <w:t>案在學生歷史資</w:t>
             </w:r>
             <w:r>
               <w:rPr>
@@ -1023,6 +1426,7 @@
               <w:t>料的獲取上有問題。</w:t>
             </w:r>
           </w:p>
+          <w:p/>
         </w:tc>
         <w:tc>
           <w:tcPr>
@@ -1034,6 +1438,12 @@
                 <w:rFonts w:hint="eastAsia"/>
               </w:rPr>
               <w:t>需要加急開始討論，定期開會</w:t>
+            </w:r>
+            <w:r>
+              <w:rPr>
+                <w:rFonts w:hint="eastAsia"/>
+              </w:rPr>
+              <w:t>。</w:t>
             </w:r>
           </w:p>
         </w:tc>
@@ -1059,13 +1469,42 @@
           <w:tcPr>
             <w:tcW w:w="3402" w:type="dxa"/>
           </w:tcPr>
-          <w:p/>
+          <w:p>
+            <w:r>
+              <w:rPr>
+                <w:rFonts w:hint="eastAsia"/>
+              </w:rPr>
+              <w:t>GitHub</w:t>
+            </w:r>
+            <w:r>
+              <w:rPr>
+                <w:rFonts w:hint="eastAsia"/>
+              </w:rPr>
+              <w:t>不會用</w:t>
+            </w:r>
+          </w:p>
         </w:tc>
         <w:tc>
           <w:tcPr>
             <w:tcW w:w="3679" w:type="dxa"/>
           </w:tcPr>
-          <w:p/>
+          <w:p>
+            <w:r>
+              <w:t>觀看學長姐的</w:t>
+            </w:r>
+            <w:r>
+              <w:rPr>
+                <w:rFonts w:hint="eastAsia"/>
+              </w:rPr>
+              <w:t>GitHub</w:t>
+            </w:r>
+            <w:r>
+              <w:rPr>
+                <w:rFonts w:hint="eastAsia"/>
+              </w:rPr>
+              <w:t>教學影片</w:t>
+            </w:r>
+          </w:p>
         </w:tc>
       </w:tr>
       <w:tr>
@@ -1089,13 +1528,36 @@
           <w:tcPr>
             <w:tcW w:w="3402" w:type="dxa"/>
           </w:tcPr>
-          <w:p/>
+          <w:p>
+            <w:r>
+              <w:rPr>
+                <w:rFonts w:hint="eastAsia"/>
+              </w:rPr>
+              <w:t>需要解決校方不會開放</w:t>
+            </w:r>
+            <w:r>
+              <w:rPr>
+                <w:rFonts w:hint="eastAsia"/>
+              </w:rPr>
+              <w:t>API</w:t>
+            </w:r>
+            <w:r>
+              <w:rPr>
+                <w:rFonts w:hint="eastAsia"/>
+              </w:rPr>
+              <w:t>的問題</w:t>
+            </w:r>
+          </w:p>
         </w:tc>
         <w:tc>
           <w:tcPr>
             <w:tcW w:w="3679" w:type="dxa"/>
           </w:tcPr>
-          <w:p/>
+          <w:p>
+            <w:r>
+              <w:t>透過貼上校務系統成績文字來讓系統自動獲取資料</w:t>
+            </w:r>
+          </w:p>
         </w:tc>
       </w:tr>
       <w:tr>
@@ -1119,13 +1581,33 @@
           <w:tcPr>
             <w:tcW w:w="3402" w:type="dxa"/>
           </w:tcPr>
-          <w:p/>
+          <w:p>
+            <w:r>
+              <w:rPr>
+                <w:rFonts w:hint="eastAsia"/>
+              </w:rPr>
+              <w:t>PHP</w:t>
+            </w:r>
+            <w:r>
+              <w:rPr>
+                <w:rFonts w:hint="eastAsia"/>
+              </w:rPr>
+              <w:t>有點忘了</w:t>
+            </w:r>
+          </w:p>
         </w:tc>
         <w:tc>
           <w:tcPr>
             <w:tcW w:w="3679" w:type="dxa"/>
           </w:tcPr>
-          <w:p/>
+          <w:p>
+            <w:r>
+              <w:rPr>
+                <w:rFonts w:hint="eastAsia"/>
+              </w:rPr>
+              <w:t>參考濟聰老師的講義</w:t>
+            </w:r>
+          </w:p>
         </w:tc>
       </w:tr>
       <w:tr>
@@ -1149,13 +1631,33 @@
           <w:tcPr>
             <w:tcW w:w="3402" w:type="dxa"/>
           </w:tcPr>
-          <w:p/>
+          <w:p>
+            <w:r>
+              <w:t>進度落後</w:t>
+            </w:r>
+          </w:p>
         </w:tc>
         <w:tc>
           <w:tcPr>
             <w:tcW w:w="3679" w:type="dxa"/>
           </w:tcPr>
-          <w:p/>
+          <w:p>
+            <w:r>
+              <w:t>加急衝刺</w:t>
+            </w:r>
+            <w:r>
+              <w:rPr>
+                <w:rFonts w:hint="eastAsia"/>
+              </w:rPr>
+              <w:t>，嚴格執行</w:t>
+            </w:r>
+            <w:r>
+              <w:rPr>
+                <w:rFonts w:hint="eastAsia"/>
+              </w:rPr>
+              <w:t>指令</w:t>
+            </w:r>
+          </w:p>
         </w:tc>
       </w:tr>
     </w:tbl>
@@ -1232,7 +1734,24 @@
             <w:tcW w:w="4247" w:type="dxa"/>
           </w:tcPr>
           <w:p>
-            <w:r>
+            <w:pPr>
+              <w:rPr>
+                <w:b/>
+                <w:bCs/>
+              </w:rPr>
+            </w:pPr>
+            <w:r>
+              <w:rPr>
+                <w:b/>
+                <w:bCs/>
+              </w:rPr>
+              <w:t>解決方案：</w:t>
+            </w:r>
+            <w:r>
+              <w:rPr>
+                <w:b/>
+                <w:bCs/>
+              </w:rPr>
               <w:t xml:space="preserve"> </w:t>
             </w:r>
             <w:r>
@@ -1240,6 +1759,25 @@
                 <w:b/>
                 <w:bCs/>
               </w:rPr>
+              <w:t>系統將採用四階段的處理機制來解決資料獲取與解析問題：</w:t>
+            </w:r>
+          </w:p>
+          <w:p>
+            <w:pPr>
+              <w:numPr>
+                <w:ilvl w:val="0"/>
+                <w:numId w:val="5"/>
+              </w:numPr>
+              <w:rPr>
+                <w:b/>
+                <w:bCs/>
+              </w:rPr>
+            </w:pPr>
+            <w:r>
+              <w:rPr>
+                <w:b/>
+                <w:bCs/>
+              </w:rPr>
               <w:t>資料輸入</w:t>
             </w:r>
             <w:r>
@@ -1257,38 +1795,155 @@
               <w:t>：</w:t>
             </w:r>
             <w:r>
+              <w:rPr>
+                <w:b/>
+                <w:bCs/>
+              </w:rPr>
               <w:t xml:space="preserve"> </w:t>
             </w:r>
             <w:r>
-              <w:t>使用者登入校務系統的成績查詢頁面，利用</w:t>
-            </w:r>
-            <w:r>
-              <w:t xml:space="preserve"> Ctrl+A </w:t>
-            </w:r>
-            <w:r>
-              <w:t>全選與</w:t>
-            </w:r>
-            <w:r>
-              <w:t xml:space="preserve"> Ctrl+C </w:t>
-            </w:r>
-            <w:r>
-              <w:t>複製畫面內容，接著到你們系統的特定輸入框（如</w:t>
-            </w:r>
-            <w:r>
-              <w:t xml:space="preserve"> &lt;textarea&gt;</w:t>
-            </w:r>
-            <w:r>
-              <w:t>）中貼上（</w:t>
-            </w:r>
-            <w:r>
+              <w:rPr>
+                <w:b/>
+                <w:bCs/>
+              </w:rPr>
+              <w:t>引導使用</w:t>
+            </w:r>
+            <w:r>
+              <w:rPr>
+                <w:b/>
+                <w:bCs/>
+              </w:rPr>
+              <w:lastRenderedPageBreak/>
+              <w:t>者於校務系統成績頁面使用全選複製</w:t>
+            </w:r>
+            <w:r>
+              <w:rPr>
+                <w:b/>
+                <w:bCs/>
+              </w:rPr>
+              <w:t xml:space="preserve"> (</w:t>
+            </w:r>
+            <w:proofErr w:type="spellStart"/>
+            <w:r>
+              <w:rPr>
+                <w:b/>
+                <w:bCs/>
+              </w:rPr>
+              <w:t>Ctrl+A</w:t>
+            </w:r>
+            <w:proofErr w:type="spellEnd"/>
+            <w:r>
+              <w:rPr>
+                <w:b/>
+                <w:bCs/>
+              </w:rPr>
+              <w:t>/C)</w:t>
+            </w:r>
+            <w:r>
+              <w:rPr>
+                <w:b/>
+                <w:bCs/>
+              </w:rPr>
+              <w:t>，並貼上</w:t>
+            </w:r>
+            <w:r>
+              <w:rPr>
+                <w:b/>
+                <w:bCs/>
+              </w:rPr>
+              <w:t xml:space="preserve"> (</w:t>
+            </w:r>
+            <w:proofErr w:type="spellStart"/>
+            <w:r>
+              <w:rPr>
+                <w:b/>
+                <w:bCs/>
+              </w:rPr>
               <w:t>Ctrl+V</w:t>
             </w:r>
-            <w:r>
-              <w:t>）。</w:t>
-            </w:r>
-          </w:p>
-          <w:p>
-            <w:r>
+            <w:proofErr w:type="spellEnd"/>
+            <w:r>
+              <w:rPr>
+                <w:b/>
+                <w:bCs/>
+              </w:rPr>
+              <w:t xml:space="preserve">) </w:t>
+            </w:r>
+            <w:r>
+              <w:rPr>
+                <w:b/>
+                <w:bCs/>
+              </w:rPr>
+              <w:t>至本系統的輸入框（如</w:t>
+            </w:r>
+            <w:r>
+              <w:rPr>
+                <w:b/>
+                <w:bCs/>
+              </w:rPr>
+              <w:t xml:space="preserve"> &lt;</w:t>
+            </w:r>
+            <w:proofErr w:type="spellStart"/>
+            <w:r>
+              <w:rPr>
+                <w:b/>
+                <w:bCs/>
+              </w:rPr>
+              <w:t>textarea</w:t>
+            </w:r>
+            <w:proofErr w:type="spellEnd"/>
+            <w:r>
+              <w:rPr>
+                <w:b/>
+                <w:bCs/>
+              </w:rPr>
+              <w:t>&gt;</w:t>
+            </w:r>
+            <w:r>
+              <w:rPr>
+                <w:b/>
+                <w:bCs/>
+              </w:rPr>
+              <w:t>）中。</w:t>
+            </w:r>
+          </w:p>
+          <w:p>
+            <w:pPr>
+              <w:numPr>
+                <w:ilvl w:val="0"/>
+                <w:numId w:val="5"/>
+              </w:numPr>
+              <w:rPr>
+                <w:b/>
+                <w:bCs/>
+              </w:rPr>
+            </w:pPr>
+            <w:r>
+              <w:rPr>
+                <w:b/>
+                <w:bCs/>
+              </w:rPr>
+              <w:t>文本清洗與萃取</w:t>
+            </w:r>
+            <w:r>
+              <w:rPr>
+                <w:b/>
+                <w:bCs/>
+              </w:rPr>
+              <w:t xml:space="preserve"> (Parsing)</w:t>
+            </w:r>
+            <w:r>
+              <w:rPr>
+                <w:b/>
+                <w:bCs/>
+              </w:rPr>
+              <w:t>：</w:t>
+            </w:r>
+            <w:r>
+              <w:rPr>
+                <w:b/>
+                <w:bCs/>
+              </w:rPr>
               <w:t xml:space="preserve"> </w:t>
             </w:r>
             <w:r>
@@ -1296,14 +1951,75 @@
                 <w:b/>
                 <w:bCs/>
               </w:rPr>
-              <w:t>文本清洗與萃取</w:t>
-            </w:r>
-            <w:r>
-              <w:rPr>
-                <w:b/>
-                <w:bCs/>
-              </w:rPr>
-              <w:t xml:space="preserve"> (Parsing)</w:t>
+              <w:t>系統取得非結構化的文本或</w:t>
+            </w:r>
+            <w:r>
+              <w:rPr>
+                <w:b/>
+                <w:bCs/>
+              </w:rPr>
+              <w:t xml:space="preserve"> HTML </w:t>
+            </w:r>
+            <w:r>
+              <w:rPr>
+                <w:b/>
+                <w:bCs/>
+              </w:rPr>
+              <w:t>原始碼後，利用正規表達式</w:t>
+            </w:r>
+            <w:r>
+              <w:rPr>
+                <w:b/>
+                <w:bCs/>
+              </w:rPr>
+              <w:t xml:space="preserve"> (Regex) </w:t>
+            </w:r>
+            <w:r>
+              <w:rPr>
+                <w:b/>
+                <w:bCs/>
+              </w:rPr>
+              <w:t>鎖定包含「必修」、「學分」、「成績」等關鍵字串，精準剔除無效的版面雜訊</w:t>
+            </w:r>
+            <w:r>
+              <w:rPr>
+                <w:b/>
+                <w:bCs/>
+              </w:rPr>
+              <w:t xml:space="preserve"> </w:t>
+            </w:r>
+            <w:r>
+              <w:rPr>
+                <w:b/>
+                <w:bCs/>
+              </w:rPr>
+              <w:t>。</w:t>
+            </w:r>
+          </w:p>
+          <w:p>
+            <w:pPr>
+              <w:numPr>
+                <w:ilvl w:val="0"/>
+                <w:numId w:val="5"/>
+              </w:numPr>
+              <w:rPr>
+                <w:b/>
+                <w:bCs/>
+              </w:rPr>
+            </w:pPr>
+            <w:r>
+              <w:rPr>
+                <w:b/>
+                <w:bCs/>
+              </w:rPr>
+              <w:t>資料結構化</w:t>
+            </w:r>
+            <w:r>
+              <w:rPr>
+                <w:b/>
+                <w:bCs/>
+              </w:rPr>
+              <w:t xml:space="preserve"> (Structuring)</w:t>
             </w:r>
             <w:r>
               <w:rPr>
@@ -1313,73 +2029,72 @@
               <w:t>：</w:t>
             </w:r>
             <w:r>
+              <w:rPr>
+                <w:b/>
+                <w:bCs/>
+              </w:rPr>
               <w:t xml:space="preserve"> </w:t>
             </w:r>
             <w:r>
-              <w:t>系統攔截這串非結構化的純文本（或</w:t>
-            </w:r>
-            <w:r>
-              <w:t xml:space="preserve"> HTML </w:t>
-            </w:r>
-            <w:r>
-              <w:t>原始碼），透過</w:t>
-            </w:r>
-            <w:r>
-              <w:rPr>
-                <w:b/>
-                <w:bCs/>
-              </w:rPr>
-              <w:t>正規表達式</w:t>
-            </w:r>
-            <w:r>
-              <w:rPr>
-                <w:b/>
-                <w:bCs/>
-              </w:rPr>
-              <w:t xml:space="preserve"> (Regular Expression, </w:t>
-            </w:r>
-            <w:r>
-              <w:rPr>
-                <w:b/>
-                <w:bCs/>
-              </w:rPr>
-              <w:t>縮寫為</w:t>
-            </w:r>
-            <w:r>
-              <w:rPr>
-                <w:b/>
-                <w:bCs/>
-              </w:rPr>
-              <w:t xml:space="preserve"> Regex)</w:t>
-            </w:r>
-            <w:r>
+              <w:rPr>
+                <w:b/>
+                <w:bCs/>
+              </w:rPr>
+              <w:t>將萃取出的有效資料轉換為系統可讀的格式（如</w:t>
+            </w:r>
+            <w:r>
+              <w:rPr>
+                <w:b/>
+                <w:bCs/>
+              </w:rPr>
+              <w:t xml:space="preserve"> JSON </w:t>
+            </w:r>
+            <w:r>
+              <w:rPr>
+                <w:b/>
+                <w:bCs/>
+              </w:rPr>
+              <w:t>陣列），藉此建立使用者的「已修學分清單」</w:t>
+            </w:r>
+            <w:r>
+              <w:rPr>
+                <w:b/>
+                <w:bCs/>
+              </w:rPr>
               <w:t xml:space="preserve"> </w:t>
             </w:r>
             <w:r>
-              <w:t>尋找特定</w:t>
-            </w:r>
-            <w:r>
-              <w:lastRenderedPageBreak/>
-              <w:t>的規律（例如：找出所有包含「必修」、「學分」、「成績」的字串片段），剔除無效的版面文字。</w:t>
-            </w:r>
-          </w:p>
-          <w:p>
-            <w:r>
-              <w:t xml:space="preserve">  </w:t>
-            </w:r>
-            <w:r>
-              <w:rPr>
-                <w:b/>
-                <w:bCs/>
-              </w:rPr>
-              <w:t>資料結構化</w:t>
-            </w:r>
-            <w:r>
-              <w:rPr>
-                <w:b/>
-                <w:bCs/>
-              </w:rPr>
-              <w:t xml:space="preserve"> (Structuring)</w:t>
+              <w:rPr>
+                <w:b/>
+                <w:bCs/>
+              </w:rPr>
+              <w:t>。</w:t>
+            </w:r>
+          </w:p>
+          <w:p>
+            <w:pPr>
+              <w:numPr>
+                <w:ilvl w:val="0"/>
+                <w:numId w:val="5"/>
+              </w:numPr>
+              <w:rPr>
+                <w:b/>
+                <w:bCs/>
+              </w:rPr>
+            </w:pPr>
+            <w:r>
+              <w:rPr>
+                <w:b/>
+                <w:bCs/>
+              </w:rPr>
+              <w:t>邏輯比對</w:t>
+            </w:r>
+            <w:r>
+              <w:rPr>
+                <w:b/>
+                <w:bCs/>
+              </w:rPr>
+              <w:t xml:space="preserve"> (Validation)</w:t>
             </w:r>
             <w:r>
               <w:rPr>
@@ -1389,60 +2104,67 @@
               <w:t>：</w:t>
             </w:r>
             <w:r>
+              <w:rPr>
+                <w:b/>
+                <w:bCs/>
+              </w:rPr>
               <w:t xml:space="preserve"> </w:t>
             </w:r>
             <w:r>
-              <w:t>將萃取出來的散落資料，轉換為系統可讀的結構化格式（例如</w:t>
-            </w:r>
-            <w:r>
+              <w:rPr>
+                <w:b/>
+                <w:bCs/>
+              </w:rPr>
+              <w:t>將上述</w:t>
+            </w:r>
+            <w:r>
+              <w:rPr>
+                <w:b/>
+                <w:bCs/>
+              </w:rPr>
               <w:t xml:space="preserve"> JSON </w:t>
             </w:r>
             <w:r>
-              <w:t>陣列），建立使用者的「已修學分清單」。</w:t>
-            </w:r>
-          </w:p>
-          <w:p>
-            <w:r>
-              <w:t xml:space="preserve">  </w:t>
-            </w:r>
-            <w:r>
-              <w:rPr>
-                <w:b/>
-                <w:bCs/>
-              </w:rPr>
-              <w:t>邏輯比對</w:t>
-            </w:r>
-            <w:r>
-              <w:rPr>
-                <w:b/>
-                <w:bCs/>
-              </w:rPr>
-              <w:t xml:space="preserve"> (Validation)</w:t>
-            </w:r>
-            <w:r>
-              <w:rPr>
-                <w:b/>
-                <w:bCs/>
-              </w:rPr>
-              <w:t>：</w:t>
-            </w:r>
-            <w:r>
+              <w:rPr>
+                <w:b/>
+                <w:bCs/>
+              </w:rPr>
+              <w:t>清單與系統預建的「畢業門檻資料庫</w:t>
+            </w:r>
+            <w:r>
+              <w:rPr>
+                <w:b/>
+                <w:bCs/>
+              </w:rPr>
+              <w:t xml:space="preserve"> (SQL)</w:t>
+            </w:r>
+            <w:r>
+              <w:rPr>
+                <w:b/>
+                <w:bCs/>
+              </w:rPr>
+              <w:t>」進行關聯運算以計算學分缺口，最終在畫面上直接輸出「畢業狀態判定」（例如：可畢業</w:t>
+            </w:r>
+            <w:r>
+              <w:rPr>
+                <w:b/>
+                <w:bCs/>
+              </w:rPr>
+              <w:t xml:space="preserve"> / </w:t>
+            </w:r>
+            <w:r>
+              <w:rPr>
+                <w:b/>
+                <w:bCs/>
+              </w:rPr>
+              <w:t>延畢風險），提供具體結果而非僅展示原始資料</w:t>
+            </w:r>
+            <w:r>
+              <w:rPr>
+                <w:b/>
+                <w:bCs/>
+              </w:rPr>
               <w:t xml:space="preserve"> </w:t>
-            </w:r>
-            <w:r>
-              <w:t>將這份</w:t>
-            </w:r>
-            <w:r>
-              <w:t xml:space="preserve"> JSON </w:t>
-            </w:r>
-            <w:r>
-              <w:t>清單與你們預先建置的「畢業門檻資料庫（</w:t>
-            </w:r>
-            <w:r>
-              <w:t>SQL</w:t>
-            </w:r>
-            <w:r>
-              <w:t>）」進行關聯運算，最終得出學分缺口。</w:t>
             </w:r>
           </w:p>
           <w:p/>
@@ -1475,28 +2197,20 @@
             <w:tcW w:w="4247" w:type="dxa"/>
           </w:tcPr>
           <w:p>
-            <w:pPr>
-              <w:rPr>
-                <w:rFonts w:hint="eastAsia"/>
-              </w:rPr>
-            </w:pPr>
-            <w:r>
-              <w:rPr>
-                <w:rFonts w:hint="eastAsia"/>
-              </w:rPr>
-              <w:t>在</w:t>
-            </w:r>
-            <w:r>
-              <w:rPr>
-                <w:rFonts w:hint="eastAsia"/>
-              </w:rPr>
-              <w:t>sprint2</w:t>
-            </w:r>
-            <w:r>
-              <w:rPr>
-                <w:rFonts w:hint="eastAsia"/>
-              </w:rPr>
-              <w:t>完成</w:t>
+            <w:r>
+              <w:t>將於</w:t>
+            </w:r>
+            <w:r>
+              <w:t xml:space="preserve"> Sprint 2 </w:t>
+            </w:r>
+            <w:r>
+              <w:t>擴充</w:t>
+            </w:r>
+            <w:r>
+              <w:t xml:space="preserve"> SQL </w:t>
+            </w:r>
+            <w:r>
+              <w:t>資料庫，建立各系所及不同入學學年的學分對照表，以利動態比對。</w:t>
             </w:r>
           </w:p>
         </w:tc>
@@ -1521,22 +2235,23 @@
           </w:tcPr>
           <w:p>
             <w:r>
-              <w:rPr>
-                <w:rFonts w:hint="eastAsia"/>
-              </w:rPr>
-              <w:t>在</w:t>
-            </w:r>
-            <w:r>
-              <w:rPr>
-                <w:rFonts w:hint="eastAsia"/>
-              </w:rPr>
-              <w:t>sprint2</w:t>
-            </w:r>
-            <w:r>
-              <w:rPr>
-                <w:rFonts w:hint="eastAsia"/>
-              </w:rPr>
-              <w:t>完成</w:t>
+              <w:t>將於</w:t>
+            </w:r>
+            <w:r>
+              <w:t xml:space="preserve"> Sprint 2 </w:t>
+            </w:r>
+            <w:r>
+              <w:t>擴充</w:t>
+            </w:r>
+            <w:r>
+              <w:t xml:space="preserve"> SQL </w:t>
+            </w:r>
+            <w:r>
+              <w:t>資料庫，建立</w:t>
+            </w:r>
+            <w:r>
+              <w:lastRenderedPageBreak/>
+              <w:t>各系所及不同入學學年的學分對照表，以利動態比對。</w:t>
             </w:r>
           </w:p>
         </w:tc>
@@ -1551,6 +2266,7 @@
               <w:rPr>
                 <w:rFonts w:hint="eastAsia"/>
               </w:rPr>
+              <w:lastRenderedPageBreak/>
               <w:t>不同學年不同要求</w:t>
             </w:r>
           </w:p>
@@ -1561,22 +2277,19 @@
           </w:tcPr>
           <w:p>
             <w:r>
-              <w:rPr>
-                <w:rFonts w:hint="eastAsia"/>
-              </w:rPr>
-              <w:t>在</w:t>
-            </w:r>
-            <w:r>
-              <w:rPr>
-                <w:rFonts w:hint="eastAsia"/>
-              </w:rPr>
-              <w:t>sprint2</w:t>
-            </w:r>
-            <w:r>
-              <w:rPr>
-                <w:rFonts w:hint="eastAsia"/>
-              </w:rPr>
-              <w:t>完成</w:t>
+              <w:t>將於</w:t>
+            </w:r>
+            <w:r>
+              <w:t xml:space="preserve"> Sprint 2 </w:t>
+            </w:r>
+            <w:r>
+              <w:t>擴充</w:t>
+            </w:r>
+            <w:r>
+              <w:t xml:space="preserve"> SQL </w:t>
+            </w:r>
+            <w:r>
+              <w:t>資料庫，建立各系所及不同入學學年的學分對照表，以利動態比對。</w:t>
             </w:r>
           </w:p>
         </w:tc>
@@ -1669,6 +2382,7 @@
               </w:rPr>
               <w:t>不會</w:t>
             </w:r>
+            <w:proofErr w:type="spellStart"/>
             <w:r>
               <w:t>G</w:t>
             </w:r>
@@ -1678,6 +2392,13 @@
               </w:rPr>
               <w:t>ithub</w:t>
             </w:r>
+            <w:proofErr w:type="spellEnd"/>
+            <w:r>
+              <w:rPr>
+                <w:rFonts w:hint="eastAsia"/>
+              </w:rPr>
+              <w:t>模式的協作模式</w:t>
+            </w:r>
           </w:p>
         </w:tc>
         <w:tc>
@@ -1702,6 +2423,12 @@
                 <w:rFonts w:hint="eastAsia"/>
               </w:rPr>
               <w:t>的教材</w:t>
+            </w:r>
+            <w:r>
+              <w:rPr>
+                <w:rFonts w:hint="eastAsia"/>
+              </w:rPr>
+              <w:t>，多實作以獲得經驗</w:t>
             </w:r>
           </w:p>
         </w:tc>
@@ -1739,13 +2466,33 @@
           <w:tcPr>
             <w:tcW w:w="4247" w:type="dxa"/>
           </w:tcPr>
-          <w:p/>
+          <w:p>
+            <w:r>
+              <w:rPr>
+                <w:rFonts w:hint="eastAsia"/>
+              </w:rPr>
+              <w:t>大家各做各的</w:t>
+            </w:r>
+            <w:r>
+              <w:rPr>
+                <w:rFonts w:hint="eastAsia"/>
+              </w:rPr>
+              <w:t>，導致程式有衝突</w:t>
+            </w:r>
+          </w:p>
         </w:tc>
         <w:tc>
           <w:tcPr>
             <w:tcW w:w="4247" w:type="dxa"/>
           </w:tcPr>
-          <w:p/>
+          <w:p>
+            <w:r>
+              <w:rPr>
+                <w:rFonts w:hint="eastAsia"/>
+              </w:rPr>
+              <w:t>互相交流、查看、學習</w:t>
+            </w:r>
+          </w:p>
         </w:tc>
       </w:tr>
     </w:tbl>
@@ -1865,6 +2612,155 @@
 <file path=word/numbering.xml><?xml version="1.0" encoding="utf-8"?>
 <w:numbering xmlns:wpc="http://schemas.microsoft.com/office/word/2010/wordprocessingCanvas" xmlns:cx="http://schemas.microsoft.com/office/drawing/2014/chartex" xmlns:cx1="http://schemas.microsoft.com/office/drawing/2015/9/8/chartex" xmlns:cx2="http://schemas.microsoft.com/office/drawing/2015/10/21/chartex" xmlns:cx3="http://schemas.microsoft.com/office/drawing/2016/5/9/chartex" xmlns:cx4="http://schemas.microsoft.com/office/drawing/2016/5/10/chartex" xmlns:cx5="http://schemas.microsoft.com/office/drawing/2016/5/11/chartex" xmlns:cx6="http://schemas.microsoft.com/office/drawing/2016/5/12/chartex" xmlns:cx7="http://schemas.microsoft.com/office/drawing/2016/5/13/chartex" xmlns:cx8="http://schemas.microsoft.com/office/drawing/2016/5/14/chartex" xmlns:mc="http://schemas.openxmlformats.org/markup-compatibility/2006" xmlns:aink="http://schemas.microsoft.com/office/drawing/2016/ink" xmlns:am3d="http://schemas.microsoft.com/office/drawing/2017/model3d" xmlns:o="urn:schemas-microsoft-com:office:office" xmlns:oel="http://schemas.microsoft.com/office/2019/extlst" xmlns:r="http://schemas.openxmlformats.org/officeDocument/2006/relationships" xmlns:m="http://schemas.openxmlformats.org/officeDocument/2006/math" xmlns:v="urn:schemas-microsoft-com:vml" xmlns:wp14="http://schemas.microsoft.com/office/word/2010/wordprocessingDrawing" xmlns:wp="http://schemas.openxmlformats.org/drawingml/2006/wordprocessingDrawing" xmlns:w10="urn:schemas-microsoft-com:office:word" xmlns:w="http://schemas.openxmlformats.org/wordprocessingml/2006/main" xmlns:w14="http://schemas.microsoft.com/office/word/2010/wordml" xmlns:w15="http://schemas.microsoft.com/office/word/2012/wordml" xmlns:w16cex="http://schemas.microsoft.com/office/word/2018/wordml/cex" xmlns:w16cid="http://schemas.microsoft.com/office/word/2016/wordml/cid" xmlns:w16="http://schemas.microsoft.com/office/word/2018/wordml" xmlns:w16du="http://schemas.microsoft.com/office/word/2023/wordml/word16du" xmlns:w16sdtdh="http://schemas.microsoft.com/office/word/2020/wordml/sdtdatahash" xmlns:w16sdtfl="http://schemas.microsoft.com/office/word/2024/wordml/sdtformatlock" xmlns:w16se="http://schemas.microsoft.com/office/word/2015/wordml/symex" xmlns:wpg="http://schemas.microsoft.com/office/word/2010/wordprocessingGroup" xmlns:wpi="http://schemas.microsoft.com/office/word/2010/wordprocessingInk" xmlns:wne="http://schemas.microsoft.com/office/word/2006/wordml" xmlns:wps="http://schemas.microsoft.com/office/word/2010/wordprocessingShape" mc:Ignorable="w14 w15 w16se w16cid w16 w16cex w16sdtdh w16sdtfl w16du wp14">
   <w:abstractNum w:abstractNumId="0" w15:restartNumberingAfterBreak="0">
+    <w:nsid w:val="075A4440"/>
+    <w:multiLevelType w:val="multilevel"/>
+    <w:tmpl w:val="2CE229EA"/>
+    <w:lvl w:ilvl="0">
+      <w:start w:val="1"/>
+      <w:numFmt w:val="bullet"/>
+      <w:lvlText w:val=""/>
+      <w:lvlJc w:val="left"/>
+      <w:pPr>
+        <w:tabs>
+          <w:tab w:val="num" w:pos="720"/>
+        </w:tabs>
+        <w:ind w:left="720" w:hanging="360"/>
+      </w:pPr>
+      <w:rPr>
+        <w:rFonts w:ascii="Symbol" w:hAnsi="Symbol" w:hint="default"/>
+        <w:sz w:val="20"/>
+      </w:rPr>
+    </w:lvl>
+    <w:lvl w:ilvl="1" w:tentative="1">
+      <w:start w:val="1"/>
+      <w:numFmt w:val="bullet"/>
+      <w:lvlText w:val="o"/>
+      <w:lvlJc w:val="left"/>
+      <w:pPr>
+        <w:tabs>
+          <w:tab w:val="num" w:pos="1440"/>
+        </w:tabs>
+        <w:ind w:left="1440" w:hanging="360"/>
+      </w:pPr>
+      <w:rPr>
+        <w:rFonts w:ascii="Courier New" w:hAnsi="Courier New" w:hint="default"/>
+        <w:sz w:val="20"/>
+      </w:rPr>
+    </w:lvl>
+    <w:lvl w:ilvl="2" w:tentative="1">
+      <w:start w:val="1"/>
+      <w:numFmt w:val="bullet"/>
+      <w:lvlText w:val=""/>
+      <w:lvlJc w:val="left"/>
+      <w:pPr>
+        <w:tabs>
+          <w:tab w:val="num" w:pos="2160"/>
+        </w:tabs>
+        <w:ind w:left="2160" w:hanging="360"/>
+      </w:pPr>
+      <w:rPr>
+        <w:rFonts w:ascii="Wingdings" w:hAnsi="Wingdings" w:hint="default"/>
+        <w:sz w:val="20"/>
+      </w:rPr>
+    </w:lvl>
+    <w:lvl w:ilvl="3" w:tentative="1">
+      <w:start w:val="1"/>
+      <w:numFmt w:val="bullet"/>
+      <w:lvlText w:val=""/>
+      <w:lvlJc w:val="left"/>
+      <w:pPr>
+        <w:tabs>
+          <w:tab w:val="num" w:pos="2880"/>
+        </w:tabs>
+        <w:ind w:left="2880" w:hanging="360"/>
+      </w:pPr>
+      <w:rPr>
+        <w:rFonts w:ascii="Wingdings" w:hAnsi="Wingdings" w:hint="default"/>
+        <w:sz w:val="20"/>
+      </w:rPr>
+    </w:lvl>
+    <w:lvl w:ilvl="4" w:tentative="1">
+      <w:start w:val="1"/>
+      <w:numFmt w:val="bullet"/>
+      <w:lvlText w:val=""/>
+      <w:lvlJc w:val="left"/>
+      <w:pPr>
+        <w:tabs>
+          <w:tab w:val="num" w:pos="3600"/>
+        </w:tabs>
+        <w:ind w:left="3600" w:hanging="360"/>
+      </w:pPr>
+      <w:rPr>
+        <w:rFonts w:ascii="Wingdings" w:hAnsi="Wingdings" w:hint="default"/>
+        <w:sz w:val="20"/>
+      </w:rPr>
+    </w:lvl>
+    <w:lvl w:ilvl="5" w:tentative="1">
+      <w:start w:val="1"/>
+      <w:numFmt w:val="bullet"/>
+      <w:lvlText w:val=""/>
+      <w:lvlJc w:val="left"/>
+      <w:pPr>
+        <w:tabs>
+          <w:tab w:val="num" w:pos="4320"/>
+        </w:tabs>
+        <w:ind w:left="4320" w:hanging="360"/>
+      </w:pPr>
+      <w:rPr>
+        <w:rFonts w:ascii="Wingdings" w:hAnsi="Wingdings" w:hint="default"/>
+        <w:sz w:val="20"/>
+      </w:rPr>
+    </w:lvl>
+    <w:lvl w:ilvl="6" w:tentative="1">
+      <w:start w:val="1"/>
+      <w:numFmt w:val="bullet"/>
+      <w:lvlText w:val=""/>
+      <w:lvlJc w:val="left"/>
+      <w:pPr>
+        <w:tabs>
+          <w:tab w:val="num" w:pos="5040"/>
+        </w:tabs>
+        <w:ind w:left="5040" w:hanging="360"/>
+      </w:pPr>
+      <w:rPr>
+        <w:rFonts w:ascii="Wingdings" w:hAnsi="Wingdings" w:hint="default"/>
+        <w:sz w:val="20"/>
+      </w:rPr>
+    </w:lvl>
+    <w:lvl w:ilvl="7" w:tentative="1">
+      <w:start w:val="1"/>
+      <w:numFmt w:val="bullet"/>
+      <w:lvlText w:val=""/>
+      <w:lvlJc w:val="left"/>
+      <w:pPr>
+        <w:tabs>
+          <w:tab w:val="num" w:pos="5760"/>
+        </w:tabs>
+        <w:ind w:left="5760" w:hanging="360"/>
+      </w:pPr>
+      <w:rPr>
+        <w:rFonts w:ascii="Wingdings" w:hAnsi="Wingdings" w:hint="default"/>
+        <w:sz w:val="20"/>
+      </w:rPr>
+    </w:lvl>
+    <w:lvl w:ilvl="8" w:tentative="1">
+      <w:start w:val="1"/>
+      <w:numFmt w:val="bullet"/>
+      <w:lvlText w:val=""/>
+      <w:lvlJc w:val="left"/>
+      <w:pPr>
+        <w:tabs>
+          <w:tab w:val="num" w:pos="6480"/>
+        </w:tabs>
+        <w:ind w:left="6480" w:hanging="360"/>
+      </w:pPr>
+      <w:rPr>
+        <w:rFonts w:ascii="Wingdings" w:hAnsi="Wingdings" w:hint="default"/>
+        <w:sz w:val="20"/>
+      </w:rPr>
+    </w:lvl>
+  </w:abstractNum>
+  <w:abstractNum w:abstractNumId="1" w15:restartNumberingAfterBreak="0">
     <w:nsid w:val="20F351BC"/>
     <w:multiLevelType w:val="hybridMultilevel"/>
     <w:tmpl w:val="BF58364C"/>
@@ -1977,8 +2873,431 @@
       </w:rPr>
     </w:lvl>
   </w:abstractNum>
+  <w:abstractNum w:abstractNumId="2" w15:restartNumberingAfterBreak="0">
+    <w:nsid w:val="3DFB0A44"/>
+    <w:multiLevelType w:val="multilevel"/>
+    <w:tmpl w:val="F78AF5B8"/>
+    <w:lvl w:ilvl="0">
+      <w:start w:val="1"/>
+      <w:numFmt w:val="bullet"/>
+      <w:lvlText w:val=""/>
+      <w:lvlJc w:val="left"/>
+      <w:pPr>
+        <w:tabs>
+          <w:tab w:val="num" w:pos="720"/>
+        </w:tabs>
+        <w:ind w:left="720" w:hanging="360"/>
+      </w:pPr>
+      <w:rPr>
+        <w:rFonts w:ascii="Symbol" w:hAnsi="Symbol" w:hint="default"/>
+        <w:sz w:val="20"/>
+      </w:rPr>
+    </w:lvl>
+    <w:lvl w:ilvl="1" w:tentative="1">
+      <w:start w:val="1"/>
+      <w:numFmt w:val="bullet"/>
+      <w:lvlText w:val="o"/>
+      <w:lvlJc w:val="left"/>
+      <w:pPr>
+        <w:tabs>
+          <w:tab w:val="num" w:pos="1440"/>
+        </w:tabs>
+        <w:ind w:left="1440" w:hanging="360"/>
+      </w:pPr>
+      <w:rPr>
+        <w:rFonts w:ascii="Courier New" w:hAnsi="Courier New" w:hint="default"/>
+        <w:sz w:val="20"/>
+      </w:rPr>
+    </w:lvl>
+    <w:lvl w:ilvl="2" w:tentative="1">
+      <w:start w:val="1"/>
+      <w:numFmt w:val="bullet"/>
+      <w:lvlText w:val=""/>
+      <w:lvlJc w:val="left"/>
+      <w:pPr>
+        <w:tabs>
+          <w:tab w:val="num" w:pos="2160"/>
+        </w:tabs>
+        <w:ind w:left="2160" w:hanging="360"/>
+      </w:pPr>
+      <w:rPr>
+        <w:rFonts w:ascii="Wingdings" w:hAnsi="Wingdings" w:hint="default"/>
+        <w:sz w:val="20"/>
+      </w:rPr>
+    </w:lvl>
+    <w:lvl w:ilvl="3" w:tentative="1">
+      <w:start w:val="1"/>
+      <w:numFmt w:val="bullet"/>
+      <w:lvlText w:val=""/>
+      <w:lvlJc w:val="left"/>
+      <w:pPr>
+        <w:tabs>
+          <w:tab w:val="num" w:pos="2880"/>
+        </w:tabs>
+        <w:ind w:left="2880" w:hanging="360"/>
+      </w:pPr>
+      <w:rPr>
+        <w:rFonts w:ascii="Wingdings" w:hAnsi="Wingdings" w:hint="default"/>
+        <w:sz w:val="20"/>
+      </w:rPr>
+    </w:lvl>
+    <w:lvl w:ilvl="4" w:tentative="1">
+      <w:start w:val="1"/>
+      <w:numFmt w:val="bullet"/>
+      <w:lvlText w:val=""/>
+      <w:lvlJc w:val="left"/>
+      <w:pPr>
+        <w:tabs>
+          <w:tab w:val="num" w:pos="3600"/>
+        </w:tabs>
+        <w:ind w:left="3600" w:hanging="360"/>
+      </w:pPr>
+      <w:rPr>
+        <w:rFonts w:ascii="Wingdings" w:hAnsi="Wingdings" w:hint="default"/>
+        <w:sz w:val="20"/>
+      </w:rPr>
+    </w:lvl>
+    <w:lvl w:ilvl="5" w:tentative="1">
+      <w:start w:val="1"/>
+      <w:numFmt w:val="bullet"/>
+      <w:lvlText w:val=""/>
+      <w:lvlJc w:val="left"/>
+      <w:pPr>
+        <w:tabs>
+          <w:tab w:val="num" w:pos="4320"/>
+        </w:tabs>
+        <w:ind w:left="4320" w:hanging="360"/>
+      </w:pPr>
+      <w:rPr>
+        <w:rFonts w:ascii="Wingdings" w:hAnsi="Wingdings" w:hint="default"/>
+        <w:sz w:val="20"/>
+      </w:rPr>
+    </w:lvl>
+    <w:lvl w:ilvl="6" w:tentative="1">
+      <w:start w:val="1"/>
+      <w:numFmt w:val="bullet"/>
+      <w:lvlText w:val=""/>
+      <w:lvlJc w:val="left"/>
+      <w:pPr>
+        <w:tabs>
+          <w:tab w:val="num" w:pos="5040"/>
+        </w:tabs>
+        <w:ind w:left="5040" w:hanging="360"/>
+      </w:pPr>
+      <w:rPr>
+        <w:rFonts w:ascii="Wingdings" w:hAnsi="Wingdings" w:hint="default"/>
+        <w:sz w:val="20"/>
+      </w:rPr>
+    </w:lvl>
+    <w:lvl w:ilvl="7" w:tentative="1">
+      <w:start w:val="1"/>
+      <w:numFmt w:val="bullet"/>
+      <w:lvlText w:val=""/>
+      <w:lvlJc w:val="left"/>
+      <w:pPr>
+        <w:tabs>
+          <w:tab w:val="num" w:pos="5760"/>
+        </w:tabs>
+        <w:ind w:left="5760" w:hanging="360"/>
+      </w:pPr>
+      <w:rPr>
+        <w:rFonts w:ascii="Wingdings" w:hAnsi="Wingdings" w:hint="default"/>
+        <w:sz w:val="20"/>
+      </w:rPr>
+    </w:lvl>
+    <w:lvl w:ilvl="8" w:tentative="1">
+      <w:start w:val="1"/>
+      <w:numFmt w:val="bullet"/>
+      <w:lvlText w:val=""/>
+      <w:lvlJc w:val="left"/>
+      <w:pPr>
+        <w:tabs>
+          <w:tab w:val="num" w:pos="6480"/>
+        </w:tabs>
+        <w:ind w:left="6480" w:hanging="360"/>
+      </w:pPr>
+      <w:rPr>
+        <w:rFonts w:ascii="Wingdings" w:hAnsi="Wingdings" w:hint="default"/>
+        <w:sz w:val="20"/>
+      </w:rPr>
+    </w:lvl>
+  </w:abstractNum>
+  <w:abstractNum w:abstractNumId="3" w15:restartNumberingAfterBreak="0">
+    <w:nsid w:val="4FCE49C6"/>
+    <w:multiLevelType w:val="multilevel"/>
+    <w:tmpl w:val="ED44EFB0"/>
+    <w:lvl w:ilvl="0">
+      <w:start w:val="1"/>
+      <w:numFmt w:val="bullet"/>
+      <w:lvlText w:val=""/>
+      <w:lvlJc w:val="left"/>
+      <w:pPr>
+        <w:tabs>
+          <w:tab w:val="num" w:pos="720"/>
+        </w:tabs>
+        <w:ind w:left="720" w:hanging="360"/>
+      </w:pPr>
+      <w:rPr>
+        <w:rFonts w:ascii="Symbol" w:hAnsi="Symbol" w:hint="default"/>
+        <w:sz w:val="20"/>
+      </w:rPr>
+    </w:lvl>
+    <w:lvl w:ilvl="1" w:tentative="1">
+      <w:start w:val="1"/>
+      <w:numFmt w:val="bullet"/>
+      <w:lvlText w:val="o"/>
+      <w:lvlJc w:val="left"/>
+      <w:pPr>
+        <w:tabs>
+          <w:tab w:val="num" w:pos="1440"/>
+        </w:tabs>
+        <w:ind w:left="1440" w:hanging="360"/>
+      </w:pPr>
+      <w:rPr>
+        <w:rFonts w:ascii="Courier New" w:hAnsi="Courier New" w:hint="default"/>
+        <w:sz w:val="20"/>
+      </w:rPr>
+    </w:lvl>
+    <w:lvl w:ilvl="2" w:tentative="1">
+      <w:start w:val="1"/>
+      <w:numFmt w:val="bullet"/>
+      <w:lvlText w:val=""/>
+      <w:lvlJc w:val="left"/>
+      <w:pPr>
+        <w:tabs>
+          <w:tab w:val="num" w:pos="2160"/>
+        </w:tabs>
+        <w:ind w:left="2160" w:hanging="360"/>
+      </w:pPr>
+      <w:rPr>
+        <w:rFonts w:ascii="Wingdings" w:hAnsi="Wingdings" w:hint="default"/>
+        <w:sz w:val="20"/>
+      </w:rPr>
+    </w:lvl>
+    <w:lvl w:ilvl="3" w:tentative="1">
+      <w:start w:val="1"/>
+      <w:numFmt w:val="bullet"/>
+      <w:lvlText w:val=""/>
+      <w:lvlJc w:val="left"/>
+      <w:pPr>
+        <w:tabs>
+          <w:tab w:val="num" w:pos="2880"/>
+        </w:tabs>
+        <w:ind w:left="2880" w:hanging="360"/>
+      </w:pPr>
+      <w:rPr>
+        <w:rFonts w:ascii="Wingdings" w:hAnsi="Wingdings" w:hint="default"/>
+        <w:sz w:val="20"/>
+      </w:rPr>
+    </w:lvl>
+    <w:lvl w:ilvl="4" w:tentative="1">
+      <w:start w:val="1"/>
+      <w:numFmt w:val="bullet"/>
+      <w:lvlText w:val=""/>
+      <w:lvlJc w:val="left"/>
+      <w:pPr>
+        <w:tabs>
+          <w:tab w:val="num" w:pos="3600"/>
+        </w:tabs>
+        <w:ind w:left="3600" w:hanging="360"/>
+      </w:pPr>
+      <w:rPr>
+        <w:rFonts w:ascii="Wingdings" w:hAnsi="Wingdings" w:hint="default"/>
+        <w:sz w:val="20"/>
+      </w:rPr>
+    </w:lvl>
+    <w:lvl w:ilvl="5" w:tentative="1">
+      <w:start w:val="1"/>
+      <w:numFmt w:val="bullet"/>
+      <w:lvlText w:val=""/>
+      <w:lvlJc w:val="left"/>
+      <w:pPr>
+        <w:tabs>
+          <w:tab w:val="num" w:pos="4320"/>
+        </w:tabs>
+        <w:ind w:left="4320" w:hanging="360"/>
+      </w:pPr>
+      <w:rPr>
+        <w:rFonts w:ascii="Wingdings" w:hAnsi="Wingdings" w:hint="default"/>
+        <w:sz w:val="20"/>
+      </w:rPr>
+    </w:lvl>
+    <w:lvl w:ilvl="6" w:tentative="1">
+      <w:start w:val="1"/>
+      <w:numFmt w:val="bullet"/>
+      <w:lvlText w:val=""/>
+      <w:lvlJc w:val="left"/>
+      <w:pPr>
+        <w:tabs>
+          <w:tab w:val="num" w:pos="5040"/>
+        </w:tabs>
+        <w:ind w:left="5040" w:hanging="360"/>
+      </w:pPr>
+      <w:rPr>
+        <w:rFonts w:ascii="Wingdings" w:hAnsi="Wingdings" w:hint="default"/>
+        <w:sz w:val="20"/>
+      </w:rPr>
+    </w:lvl>
+    <w:lvl w:ilvl="7" w:tentative="1">
+      <w:start w:val="1"/>
+      <w:numFmt w:val="bullet"/>
+      <w:lvlText w:val=""/>
+      <w:lvlJc w:val="left"/>
+      <w:pPr>
+        <w:tabs>
+          <w:tab w:val="num" w:pos="5760"/>
+        </w:tabs>
+        <w:ind w:left="5760" w:hanging="360"/>
+      </w:pPr>
+      <w:rPr>
+        <w:rFonts w:ascii="Wingdings" w:hAnsi="Wingdings" w:hint="default"/>
+        <w:sz w:val="20"/>
+      </w:rPr>
+    </w:lvl>
+    <w:lvl w:ilvl="8" w:tentative="1">
+      <w:start w:val="1"/>
+      <w:numFmt w:val="bullet"/>
+      <w:lvlText w:val=""/>
+      <w:lvlJc w:val="left"/>
+      <w:pPr>
+        <w:tabs>
+          <w:tab w:val="num" w:pos="6480"/>
+        </w:tabs>
+        <w:ind w:left="6480" w:hanging="360"/>
+      </w:pPr>
+      <w:rPr>
+        <w:rFonts w:ascii="Wingdings" w:hAnsi="Wingdings" w:hint="default"/>
+        <w:sz w:val="20"/>
+      </w:rPr>
+    </w:lvl>
+  </w:abstractNum>
+  <w:abstractNum w:abstractNumId="4" w15:restartNumberingAfterBreak="0">
+    <w:nsid w:val="612E6BB4"/>
+    <w:multiLevelType w:val="multilevel"/>
+    <w:tmpl w:val="554821FA"/>
+    <w:lvl w:ilvl="0">
+      <w:start w:val="1"/>
+      <w:numFmt w:val="decimal"/>
+      <w:lvlText w:val="%1."/>
+      <w:lvlJc w:val="left"/>
+      <w:pPr>
+        <w:tabs>
+          <w:tab w:val="num" w:pos="720"/>
+        </w:tabs>
+        <w:ind w:left="720" w:hanging="360"/>
+      </w:pPr>
+    </w:lvl>
+    <w:lvl w:ilvl="1" w:tentative="1">
+      <w:start w:val="1"/>
+      <w:numFmt w:val="decimal"/>
+      <w:lvlText w:val="%2."/>
+      <w:lvlJc w:val="left"/>
+      <w:pPr>
+        <w:tabs>
+          <w:tab w:val="num" w:pos="1440"/>
+        </w:tabs>
+        <w:ind w:left="1440" w:hanging="360"/>
+      </w:pPr>
+    </w:lvl>
+    <w:lvl w:ilvl="2" w:tentative="1">
+      <w:start w:val="1"/>
+      <w:numFmt w:val="decimal"/>
+      <w:lvlText w:val="%3."/>
+      <w:lvlJc w:val="left"/>
+      <w:pPr>
+        <w:tabs>
+          <w:tab w:val="num" w:pos="2160"/>
+        </w:tabs>
+        <w:ind w:left="2160" w:hanging="360"/>
+      </w:pPr>
+    </w:lvl>
+    <w:lvl w:ilvl="3" w:tentative="1">
+      <w:start w:val="1"/>
+      <w:numFmt w:val="decimal"/>
+      <w:lvlText w:val="%4."/>
+      <w:lvlJc w:val="left"/>
+      <w:pPr>
+        <w:tabs>
+          <w:tab w:val="num" w:pos="2880"/>
+        </w:tabs>
+        <w:ind w:left="2880" w:hanging="360"/>
+      </w:pPr>
+    </w:lvl>
+    <w:lvl w:ilvl="4" w:tentative="1">
+      <w:start w:val="1"/>
+      <w:numFmt w:val="decimal"/>
+      <w:lvlText w:val="%5."/>
+      <w:lvlJc w:val="left"/>
+      <w:pPr>
+        <w:tabs>
+          <w:tab w:val="num" w:pos="3600"/>
+        </w:tabs>
+        <w:ind w:left="3600" w:hanging="360"/>
+      </w:pPr>
+    </w:lvl>
+    <w:lvl w:ilvl="5" w:tentative="1">
+      <w:start w:val="1"/>
+      <w:numFmt w:val="decimal"/>
+      <w:lvlText w:val="%6."/>
+      <w:lvlJc w:val="left"/>
+      <w:pPr>
+        <w:tabs>
+          <w:tab w:val="num" w:pos="4320"/>
+        </w:tabs>
+        <w:ind w:left="4320" w:hanging="360"/>
+      </w:pPr>
+    </w:lvl>
+    <w:lvl w:ilvl="6" w:tentative="1">
+      <w:start w:val="1"/>
+      <w:numFmt w:val="decimal"/>
+      <w:lvlText w:val="%7."/>
+      <w:lvlJc w:val="left"/>
+      <w:pPr>
+        <w:tabs>
+          <w:tab w:val="num" w:pos="5040"/>
+        </w:tabs>
+        <w:ind w:left="5040" w:hanging="360"/>
+      </w:pPr>
+    </w:lvl>
+    <w:lvl w:ilvl="7" w:tentative="1">
+      <w:start w:val="1"/>
+      <w:numFmt w:val="decimal"/>
+      <w:lvlText w:val="%8."/>
+      <w:lvlJc w:val="left"/>
+      <w:pPr>
+        <w:tabs>
+          <w:tab w:val="num" w:pos="5760"/>
+        </w:tabs>
+        <w:ind w:left="5760" w:hanging="360"/>
+      </w:pPr>
+    </w:lvl>
+    <w:lvl w:ilvl="8" w:tentative="1">
+      <w:start w:val="1"/>
+      <w:numFmt w:val="decimal"/>
+      <w:lvlText w:val="%9."/>
+      <w:lvlJc w:val="left"/>
+      <w:pPr>
+        <w:tabs>
+          <w:tab w:val="num" w:pos="6480"/>
+        </w:tabs>
+        <w:ind w:left="6480" w:hanging="360"/>
+      </w:pPr>
+    </w:lvl>
+  </w:abstractNum>
   <w:num w:numId="1" w16cid:durableId="29309092">
+    <w:abstractNumId w:val="1"/>
+  </w:num>
+  <w:num w:numId="2" w16cid:durableId="526524065">
     <w:abstractNumId w:val="0"/>
+  </w:num>
+  <w:num w:numId="3" w16cid:durableId="1574925908">
+    <w:abstractNumId w:val="3"/>
+  </w:num>
+  <w:num w:numId="4" w16cid:durableId="461046928">
+    <w:abstractNumId w:val="2"/>
+  </w:num>
+  <w:num w:numId="5" w16cid:durableId="1903328802">
+    <w:abstractNumId w:val="4"/>
   </w:num>
 </w:numbering>
 </file>
@@ -2451,6 +3770,7 @@
   <w:style w:type="character" w:default="1" w:styleId="a0">
     <w:name w:val="Default Paragraph Font"/>
     <w:uiPriority w:val="1"/>
+    <w:semiHidden/>
     <w:unhideWhenUsed/>
   </w:style>
   <w:style w:type="table" w:default="1" w:styleId="a1">

--- a/sprint文件/Sprint_進度書面報告.docx
+++ b/sprint文件/Sprint_進度書面報告.docx
@@ -222,7 +222,23 @@
           <w:sz w:val="32"/>
           <w:szCs w:val="28"/>
         </w:rPr>
-        <w:t>陳澔平</w:t>
+        <w:t>陳</w:t>
+      </w:r>
+      <w:proofErr w:type="gramStart"/>
+      <w:r>
+        <w:rPr>
+          <w:sz w:val="32"/>
+          <w:szCs w:val="28"/>
+        </w:rPr>
+        <w:t>澔</w:t>
+      </w:r>
+      <w:proofErr w:type="gramEnd"/>
+      <w:r>
+        <w:rPr>
+          <w:sz w:val="32"/>
+          <w:szCs w:val="28"/>
+        </w:rPr>
+        <w:t>平</w:t>
       </w:r>
       <w:r>
         <w:rPr>
@@ -390,33 +406,15 @@
               <w:t xml:space="preserve">1.1 </w:t>
             </w:r>
             <w:r>
-              <w:t>文字貼入介面建置</w:t>
-            </w:r>
-            <w:r>
-              <w:t xml:space="preserve"> (</w:t>
-            </w:r>
-            <w:r>
-              <w:t>含</w:t>
-            </w:r>
-            <w:r>
-              <w:t xml:space="preserve"> </w:t>
-            </w:r>
-            <w:proofErr w:type="spellStart"/>
-            <w:r>
-              <w:t>Textarea</w:t>
-            </w:r>
-            <w:proofErr w:type="spellEnd"/>
-            <w:r>
-              <w:t xml:space="preserve"> </w:t>
-            </w:r>
-            <w:r>
-              <w:t>區塊</w:t>
-            </w:r>
-            <w:r>
-              <w:t>)</w:t>
-            </w:r>
-          </w:p>
-          <w:p/>
+              <w:t>瀏覽器擴充功能</w:t>
+            </w:r>
+            <w:r>
+              <w:t xml:space="preserve"> (Extension) </w:t>
+            </w:r>
+            <w:r>
+              <w:t>與前端介面串接建置</w:t>
+            </w:r>
+          </w:p>
         </w:tc>
         <w:tc>
           <w:tcPr>
@@ -448,17 +446,18 @@
             <w:r>
               <w:t xml:space="preserve">1.2 </w:t>
             </w:r>
-            <w:r>
-              <w:t>正規表達式</w:t>
-            </w:r>
-            <w:r>
-              <w:t xml:space="preserve"> (Regex) </w:t>
-            </w:r>
-            <w:r>
-              <w:t>雜訊濾除功能</w:t>
-            </w:r>
-          </w:p>
-          <w:p/>
+            <w:proofErr w:type="gramStart"/>
+            <w:r>
+              <w:t>官方課診系統</w:t>
+            </w:r>
+            <w:proofErr w:type="gramEnd"/>
+            <w:r>
+              <w:t xml:space="preserve"> DOM </w:t>
+            </w:r>
+            <w:r>
+              <w:t>資料擷取腳本開發</w:t>
+            </w:r>
+          </w:p>
         </w:tc>
         <w:tc>
           <w:tcPr>
@@ -541,10 +540,17 @@
               <w:t xml:space="preserve">1.4 </w:t>
             </w:r>
             <w:r>
-              <w:t>空白輸入與基本格式防呆機制</w:t>
-            </w:r>
-          </w:p>
-          <w:p/>
+              <w:t>擴充功能未安裝或擷取失敗</w:t>
+            </w:r>
+            <w:proofErr w:type="gramStart"/>
+            <w:r>
+              <w:t>之防呆與</w:t>
+            </w:r>
+            <w:proofErr w:type="gramEnd"/>
+            <w:r>
+              <w:t>錯誤提示機制</w:t>
+            </w:r>
+          </w:p>
         </w:tc>
         <w:tc>
           <w:tcPr>
@@ -848,8 +854,17 @@
           <w:b/>
           <w:bCs/>
         </w:rPr>
-        <w:t>介面呈現與空白防呆處理</w:t>
-      </w:r>
+        <w:t>介面呈現與</w:t>
+      </w:r>
+      <w:proofErr w:type="gramStart"/>
+      <w:r>
+        <w:rPr>
+          <w:b/>
+          <w:bCs/>
+        </w:rPr>
+        <w:t>空白防呆處理</w:t>
+      </w:r>
+      <w:proofErr w:type="gramEnd"/>
       <w:r>
         <w:t xml:space="preserve"> </w:t>
       </w:r>
@@ -872,7 +887,7 @@
         <w:t xml:space="preserve"> </w:t>
       </w:r>
       <w:r>
-        <w:t>使用者進入「成績文本解析」輸入頁面。</w:t>
+        <w:t>使用者進入「成績資料同步」頁面。</w:t>
       </w:r>
     </w:p>
     <w:p>
@@ -893,7 +908,7 @@
         <w:t xml:space="preserve"> </w:t>
       </w:r>
       <w:r>
-        <w:t>使用者在文字輸入區塊未貼上任何內容（或僅輸入空白字串），即點擊「送出解析」按鈕。</w:t>
+        <w:t>使用者尚未安裝瀏覽器擴充功能，或未在登入官方系統的狀態下觸發「同步」動作。</w:t>
       </w:r>
     </w:p>
     <w:p>
@@ -914,7 +929,31 @@
         <w:t xml:space="preserve"> </w:t>
       </w:r>
       <w:r>
-        <w:t>系統必須中斷提交動作，停留在原頁面，並於按鈕旁或畫面上方跳出明確的錯誤提示（如：「請貼上成績資料」），以完成防呆機制。</w:t>
+        <w:t>系統必須中斷動作，並於畫面上跳出明確的引導提示</w:t>
+      </w:r>
+      <w:proofErr w:type="gramStart"/>
+      <w:r>
+        <w:t>（</w:t>
+      </w:r>
+      <w:proofErr w:type="gramEnd"/>
+      <w:r>
+        <w:t>如：「請先安裝擴充功能並確認已登入校務系統」</w:t>
+      </w:r>
+      <w:proofErr w:type="gramStart"/>
+      <w:r>
+        <w:t>）</w:t>
+      </w:r>
+      <w:proofErr w:type="gramEnd"/>
+      <w:r>
+        <w:t>，以</w:t>
+      </w:r>
+      <w:proofErr w:type="gramStart"/>
+      <w:r>
+        <w:t>完成防呆機制</w:t>
+      </w:r>
+      <w:proofErr w:type="gramEnd"/>
+      <w:r>
+        <w:t>。</w:t>
       </w:r>
     </w:p>
     <w:p>
@@ -954,7 +993,15 @@
         <w:t xml:space="preserve"> </w:t>
       </w:r>
       <w:r>
-        <w:t>使用者在文字輸入區塊中，貼上了包含校務系統網頁選單、表頭文字等無效雜訊，以及完整成績歷史的純文字。</w:t>
+        <w:t>使用者已透過官方課程診斷系統完成登入（本系統</w:t>
+      </w:r>
+      <w:proofErr w:type="gramStart"/>
+      <w:r>
+        <w:t>不</w:t>
+      </w:r>
+      <w:proofErr w:type="gramEnd"/>
+      <w:r>
+        <w:t>經手帳號密碼）。</w:t>
       </w:r>
     </w:p>
     <w:p>
@@ -975,7 +1022,7 @@
         <w:t xml:space="preserve"> </w:t>
       </w:r>
       <w:r>
-        <w:t>使用者點擊「送出解析」按鈕。</w:t>
+        <w:t>使用者透過擴充功能觸發資料擷取。</w:t>
       </w:r>
     </w:p>
     <w:p>
@@ -996,13 +1043,30 @@
         <w:t xml:space="preserve"> </w:t>
       </w:r>
       <w:r>
-        <w:t>系統的解析引擎必須成功過濾所有無效雜訊，並精確萃取出所有修課紀錄，將其轉換為包含「科目」、「學分」、「成績」三個必備欄位的系統可讀格式（如</w:t>
+        <w:t>擴充功能必須成功讀取官方頁面中的</w:t>
+      </w:r>
+      <w:r>
+        <w:t xml:space="preserve"> DOM </w:t>
+      </w:r>
+      <w:r>
+        <w:t>資料（精確走訪全人</w:t>
+      </w:r>
+      <w:r>
+        <w:t>/</w:t>
+      </w:r>
+      <w:proofErr w:type="gramStart"/>
+      <w:r>
+        <w:t>校定</w:t>
+      </w:r>
+      <w:proofErr w:type="gramEnd"/>
+      <w:r>
+        <w:t>、必修、必選、其它等分頁），將其整理成</w:t>
       </w:r>
       <w:r>
         <w:t xml:space="preserve"> JSON </w:t>
       </w:r>
       <w:r>
-        <w:t>陣列）。</w:t>
+        <w:t>結構後回傳至本系統頁面，完成資料結構化。</w:t>
       </w:r>
     </w:p>
     <w:p>
@@ -1433,11 +1497,19 @@
             <w:tcW w:w="3679" w:type="dxa"/>
           </w:tcPr>
           <w:p>
-            <w:r>
-              <w:rPr>
-                <w:rFonts w:hint="eastAsia"/>
-              </w:rPr>
-              <w:t>需要加急開始討論，定期開會</w:t>
+            <w:proofErr w:type="gramStart"/>
+            <w:r>
+              <w:rPr>
+                <w:rFonts w:hint="eastAsia"/>
+              </w:rPr>
+              <w:t>需要加急開始</w:t>
+            </w:r>
+            <w:proofErr w:type="gramEnd"/>
+            <w:r>
+              <w:rPr>
+                <w:rFonts w:hint="eastAsia"/>
+              </w:rPr>
+              <w:t>討論，定期開會</w:t>
             </w:r>
             <w:r>
               <w:rPr>
@@ -1555,7 +1627,32 @@
           </w:tcPr>
           <w:p>
             <w:r>
-              <w:t>透過貼上校務系統成績文字來讓系統自動獲取資料</w:t>
+              <w:t>變更為開發瀏覽器擴充功能，在</w:t>
+            </w:r>
+            <w:proofErr w:type="gramStart"/>
+            <w:r>
+              <w:t>不</w:t>
+            </w:r>
+            <w:proofErr w:type="gramEnd"/>
+            <w:r>
+              <w:t>經手</w:t>
+            </w:r>
+            <w:r>
+              <w:t xml:space="preserve"> LDAP </w:t>
+            </w:r>
+            <w:proofErr w:type="gramStart"/>
+            <w:r>
+              <w:t>帳密的</w:t>
+            </w:r>
+            <w:proofErr w:type="gramEnd"/>
+            <w:r>
+              <w:t>前提下，直接於官方頁面擷取結構化</w:t>
+            </w:r>
+            <w:r>
+              <w:t xml:space="preserve"> DOM </w:t>
+            </w:r>
+            <w:r>
+              <w:t>資料來同步。</w:t>
             </w:r>
           </w:p>
         </w:tc>
@@ -1601,11 +1698,19 @@
             <w:tcW w:w="3679" w:type="dxa"/>
           </w:tcPr>
           <w:p>
-            <w:r>
-              <w:rPr>
-                <w:rFonts w:hint="eastAsia"/>
-              </w:rPr>
-              <w:t>參考濟聰老師的講義</w:t>
+            <w:proofErr w:type="gramStart"/>
+            <w:r>
+              <w:rPr>
+                <w:rFonts w:hint="eastAsia"/>
+              </w:rPr>
+              <w:t>參考濟聰老師</w:t>
+            </w:r>
+            <w:proofErr w:type="gramEnd"/>
+            <w:r>
+              <w:rPr>
+                <w:rFonts w:hint="eastAsia"/>
+              </w:rPr>
+              <w:t>的講義</w:t>
             </w:r>
           </w:p>
         </w:tc>
@@ -1642,9 +1747,11 @@
             <w:tcW w:w="3679" w:type="dxa"/>
           </w:tcPr>
           <w:p>
+            <w:proofErr w:type="gramStart"/>
             <w:r>
               <w:t>加急衝刺</w:t>
             </w:r>
+            <w:proofErr w:type="gramEnd"/>
             <w:r>
               <w:rPr>
                 <w:rFonts w:hint="eastAsia"/>
@@ -1745,28 +1852,22 @@
                 <w:b/>
                 <w:bCs/>
               </w:rPr>
-              <w:t>解決方案：</w:t>
+              <w:t>將解決方案重構為「官方驗證＋瀏覽</w:t>
             </w:r>
             <w:r>
               <w:rPr>
                 <w:b/>
                 <w:bCs/>
               </w:rPr>
-              <w:t xml:space="preserve"> </w:t>
-            </w:r>
-            <w:r>
-              <w:rPr>
-                <w:b/>
-                <w:bCs/>
-              </w:rPr>
-              <w:t>系統將採用四階段的處理機制來解決資料獲取與解析問題：</w:t>
+              <w:lastRenderedPageBreak/>
+              <w:t>器擷取＋前端展示」的三階段機制：</w:t>
             </w:r>
           </w:p>
           <w:p>
             <w:pPr>
               <w:numPr>
                 <w:ilvl w:val="0"/>
-                <w:numId w:val="5"/>
+                <w:numId w:val="6"/>
               </w:numPr>
               <w:rPr>
                 <w:b/>
@@ -1778,140 +1879,76 @@
                 <w:b/>
                 <w:bCs/>
               </w:rPr>
-              <w:t>資料輸入</w:t>
+              <w:t>官方驗證：</w:t>
             </w:r>
             <w:r>
               <w:rPr>
                 <w:b/>
                 <w:bCs/>
               </w:rPr>
-              <w:t xml:space="preserve"> (Input)</w:t>
+              <w:t xml:space="preserve"> </w:t>
             </w:r>
             <w:r>
               <w:rPr>
                 <w:b/>
                 <w:bCs/>
               </w:rPr>
-              <w:t>：</w:t>
-            </w:r>
+              <w:t>使用者登入行為完全發生在學校</w:t>
+            </w:r>
+            <w:proofErr w:type="gramStart"/>
             <w:r>
               <w:rPr>
                 <w:b/>
                 <w:bCs/>
               </w:rPr>
-              <w:t xml:space="preserve"> </w:t>
-            </w:r>
+              <w:t>官方課診系統</w:t>
+            </w:r>
+            <w:proofErr w:type="gramEnd"/>
             <w:r>
               <w:rPr>
                 <w:b/>
                 <w:bCs/>
               </w:rPr>
-              <w:t>引導使用</w:t>
-            </w:r>
+              <w:t>，本系統不儲存、</w:t>
+            </w:r>
+            <w:proofErr w:type="gramStart"/>
             <w:r>
               <w:rPr>
                 <w:b/>
                 <w:bCs/>
               </w:rPr>
-              <w:lastRenderedPageBreak/>
-              <w:t>者於校務系統成績頁面使用全選複製</w:t>
-            </w:r>
+              <w:t>不</w:t>
+            </w:r>
+            <w:proofErr w:type="gramEnd"/>
             <w:r>
               <w:rPr>
                 <w:b/>
                 <w:bCs/>
               </w:rPr>
-              <w:t xml:space="preserve"> (</w:t>
-            </w:r>
-            <w:proofErr w:type="spellStart"/>
+              <w:t>經手任何帳號密碼，確保</w:t>
+            </w:r>
+            <w:proofErr w:type="gramStart"/>
             <w:r>
               <w:rPr>
                 <w:b/>
                 <w:bCs/>
               </w:rPr>
-              <w:t>Ctrl+A</w:t>
-            </w:r>
-            <w:proofErr w:type="spellEnd"/>
+              <w:t>資安合規</w:t>
+            </w:r>
+            <w:proofErr w:type="gramEnd"/>
             <w:r>
               <w:rPr>
                 <w:b/>
                 <w:bCs/>
               </w:rPr>
-              <w:t>/C)</w:t>
-            </w:r>
-            <w:r>
-              <w:rPr>
-                <w:b/>
-                <w:bCs/>
-              </w:rPr>
-              <w:t>，並貼上</w:t>
-            </w:r>
-            <w:r>
-              <w:rPr>
-                <w:b/>
-                <w:bCs/>
-              </w:rPr>
-              <w:t xml:space="preserve"> (</w:t>
-            </w:r>
-            <w:proofErr w:type="spellStart"/>
-            <w:r>
-              <w:rPr>
-                <w:b/>
-                <w:bCs/>
-              </w:rPr>
-              <w:t>Ctrl+V</w:t>
-            </w:r>
-            <w:proofErr w:type="spellEnd"/>
-            <w:r>
-              <w:rPr>
-                <w:b/>
-                <w:bCs/>
-              </w:rPr>
-              <w:t xml:space="preserve">) </w:t>
-            </w:r>
-            <w:r>
-              <w:rPr>
-                <w:b/>
-                <w:bCs/>
-              </w:rPr>
-              <w:t>至本系統的輸入框（如</w:t>
-            </w:r>
-            <w:r>
-              <w:rPr>
-                <w:b/>
-                <w:bCs/>
-              </w:rPr>
-              <w:t xml:space="preserve"> &lt;</w:t>
-            </w:r>
-            <w:proofErr w:type="spellStart"/>
-            <w:r>
-              <w:rPr>
-                <w:b/>
-                <w:bCs/>
-              </w:rPr>
-              <w:t>textarea</w:t>
-            </w:r>
-            <w:proofErr w:type="spellEnd"/>
-            <w:r>
-              <w:rPr>
-                <w:b/>
-                <w:bCs/>
-              </w:rPr>
-              <w:t>&gt;</w:t>
-            </w:r>
-            <w:r>
-              <w:rPr>
-                <w:b/>
-                <w:bCs/>
-              </w:rPr>
-              <w:t>）中。</w:t>
+              <w:t>性。</w:t>
             </w:r>
           </w:p>
           <w:p>
             <w:pPr>
               <w:numPr>
                 <w:ilvl w:val="0"/>
-                <w:numId w:val="5"/>
+                <w:numId w:val="6"/>
               </w:numPr>
               <w:rPr>
                 <w:b/>
@@ -1923,84 +1960,79 @@
                 <w:b/>
                 <w:bCs/>
               </w:rPr>
-              <w:t>文本清洗與萃取</w:t>
+              <w:t>前端資料擷取：</w:t>
             </w:r>
             <w:r>
               <w:rPr>
                 <w:b/>
                 <w:bCs/>
               </w:rPr>
-              <w:t xml:space="preserve"> (Parsing)</w:t>
+              <w:t xml:space="preserve"> </w:t>
             </w:r>
             <w:r>
               <w:rPr>
                 <w:b/>
                 <w:bCs/>
               </w:rPr>
-              <w:t>：</w:t>
+              <w:t>採用瀏覽器擴充功能，於已登入的官方頁面中讀取</w:t>
             </w:r>
             <w:r>
               <w:rPr>
                 <w:b/>
                 <w:bCs/>
               </w:rPr>
-              <w:t xml:space="preserve"> </w:t>
+              <w:t xml:space="preserve"> DOM </w:t>
             </w:r>
             <w:r>
               <w:rPr>
                 <w:b/>
                 <w:bCs/>
               </w:rPr>
-              <w:t>系統取得非結構化的文本或</w:t>
+              <w:t>資料，自動抓取全人</w:t>
             </w:r>
             <w:r>
               <w:rPr>
                 <w:b/>
                 <w:bCs/>
               </w:rPr>
-              <w:t xml:space="preserve"> HTML </w:t>
-            </w:r>
+              <w:t>/</w:t>
+            </w:r>
+            <w:proofErr w:type="gramStart"/>
             <w:r>
               <w:rPr>
                 <w:b/>
                 <w:bCs/>
               </w:rPr>
-              <w:t>原始碼後，利用正規表達式</w:t>
-            </w:r>
+              <w:t>校定</w:t>
+            </w:r>
+            <w:proofErr w:type="gramEnd"/>
             <w:r>
               <w:rPr>
                 <w:b/>
                 <w:bCs/>
               </w:rPr>
-              <w:t xml:space="preserve"> (Regex) </w:t>
+              <w:t>、必修、必選、其它等分頁的原始資料，並結構化為</w:t>
             </w:r>
             <w:r>
               <w:rPr>
                 <w:b/>
                 <w:bCs/>
               </w:rPr>
-              <w:t>鎖定包含「必修」、「學分」、「成績」等關鍵字串，精準剔除無效的版面雜訊</w:t>
+              <w:t xml:space="preserve"> JSON </w:t>
             </w:r>
             <w:r>
               <w:rPr>
                 <w:b/>
                 <w:bCs/>
               </w:rPr>
-              <w:t xml:space="preserve"> </w:t>
-            </w:r>
-            <w:r>
-              <w:rPr>
-                <w:b/>
-                <w:bCs/>
-              </w:rPr>
-              <w:t>。</w:t>
+              <w:t>格式。</w:t>
             </w:r>
           </w:p>
           <w:p>
             <w:pPr>
               <w:numPr>
                 <w:ilvl w:val="0"/>
-                <w:numId w:val="5"/>
+                <w:numId w:val="6"/>
               </w:numPr>
               <w:rPr>
                 <w:b/>
@@ -2012,159 +2044,35 @@
                 <w:b/>
                 <w:bCs/>
               </w:rPr>
-              <w:t>資料結構化</w:t>
+              <w:t>系統同步展示：</w:t>
             </w:r>
             <w:r>
               <w:rPr>
                 <w:b/>
                 <w:bCs/>
               </w:rPr>
-              <w:t xml:space="preserve"> (Structuring)</w:t>
+              <w:t xml:space="preserve"> </w:t>
             </w:r>
             <w:r>
               <w:rPr>
                 <w:b/>
                 <w:bCs/>
               </w:rPr>
-              <w:t>：</w:t>
+              <w:t>擴充功能將</w:t>
             </w:r>
             <w:r>
               <w:rPr>
                 <w:b/>
                 <w:bCs/>
               </w:rPr>
-              <w:t xml:space="preserve"> </w:t>
+              <w:t xml:space="preserve"> JSON </w:t>
             </w:r>
             <w:r>
               <w:rPr>
                 <w:b/>
                 <w:bCs/>
               </w:rPr>
-              <w:t>將萃取出的有效資料轉換為系統可讀的格式（如</w:t>
-            </w:r>
-            <w:r>
-              <w:rPr>
-                <w:b/>
-                <w:bCs/>
-              </w:rPr>
-              <w:t xml:space="preserve"> JSON </w:t>
-            </w:r>
-            <w:r>
-              <w:rPr>
-                <w:b/>
-                <w:bCs/>
-              </w:rPr>
-              <w:t>陣列），藉此建立使用者的「已修學分清單」</w:t>
-            </w:r>
-            <w:r>
-              <w:rPr>
-                <w:b/>
-                <w:bCs/>
-              </w:rPr>
-              <w:t xml:space="preserve"> </w:t>
-            </w:r>
-            <w:r>
-              <w:rPr>
-                <w:b/>
-                <w:bCs/>
-              </w:rPr>
-              <w:t>。</w:t>
-            </w:r>
-          </w:p>
-          <w:p>
-            <w:pPr>
-              <w:numPr>
-                <w:ilvl w:val="0"/>
-                <w:numId w:val="5"/>
-              </w:numPr>
-              <w:rPr>
-                <w:b/>
-                <w:bCs/>
-              </w:rPr>
-            </w:pPr>
-            <w:r>
-              <w:rPr>
-                <w:b/>
-                <w:bCs/>
-              </w:rPr>
-              <w:t>邏輯比對</w:t>
-            </w:r>
-            <w:r>
-              <w:rPr>
-                <w:b/>
-                <w:bCs/>
-              </w:rPr>
-              <w:t xml:space="preserve"> (Validation)</w:t>
-            </w:r>
-            <w:r>
-              <w:rPr>
-                <w:b/>
-                <w:bCs/>
-              </w:rPr>
-              <w:t>：</w:t>
-            </w:r>
-            <w:r>
-              <w:rPr>
-                <w:b/>
-                <w:bCs/>
-              </w:rPr>
-              <w:t xml:space="preserve"> </w:t>
-            </w:r>
-            <w:r>
-              <w:rPr>
-                <w:b/>
-                <w:bCs/>
-              </w:rPr>
-              <w:t>將上述</w:t>
-            </w:r>
-            <w:r>
-              <w:rPr>
-                <w:b/>
-                <w:bCs/>
-              </w:rPr>
-              <w:t xml:space="preserve"> JSON </w:t>
-            </w:r>
-            <w:r>
-              <w:rPr>
-                <w:b/>
-                <w:bCs/>
-              </w:rPr>
-              <w:t>清單與系統預建的「畢業門檻資料庫</w:t>
-            </w:r>
-            <w:r>
-              <w:rPr>
-                <w:b/>
-                <w:bCs/>
-              </w:rPr>
-              <w:t xml:space="preserve"> (SQL)</w:t>
-            </w:r>
-            <w:r>
-              <w:rPr>
-                <w:b/>
-                <w:bCs/>
-              </w:rPr>
-              <w:t>」進行關聯運算以計算學分缺口，最終在畫面上直接輸出「畢業狀態判定」（例如：可畢業</w:t>
-            </w:r>
-            <w:r>
-              <w:rPr>
-                <w:b/>
-                <w:bCs/>
-              </w:rPr>
-              <w:t xml:space="preserve"> / </w:t>
-            </w:r>
-            <w:r>
-              <w:rPr>
-                <w:b/>
-                <w:bCs/>
-              </w:rPr>
-              <w:t>延畢風險），提供具體結果而非僅展示原始資料</w:t>
-            </w:r>
-            <w:r>
-              <w:rPr>
-                <w:b/>
-                <w:bCs/>
-              </w:rPr>
-              <w:t xml:space="preserve"> </w:t>
+              <w:t>資料安全回傳至本系統頁面，系統再進行學分粗估、分類與畫面渲染展示。</w:t>
             </w:r>
           </w:p>
           <w:p/>
@@ -2247,11 +2155,7 @@
               <w:t xml:space="preserve"> SQL </w:t>
             </w:r>
             <w:r>
-              <w:t>資料庫，建立</w:t>
-            </w:r>
-            <w:r>
-              <w:lastRenderedPageBreak/>
-              <w:t>各系所及不同入學學年的學分對照表，以利動態比對。</w:t>
+              <w:t>資料庫，建立各系所及不同入學學年的學分對照表，以利動態比對。</w:t>
             </w:r>
           </w:p>
         </w:tc>
@@ -2266,7 +2170,6 @@
               <w:rPr>
                 <w:rFonts w:hint="eastAsia"/>
               </w:rPr>
-              <w:lastRenderedPageBreak/>
               <w:t>不同學年不同要求</w:t>
             </w:r>
           </w:p>
@@ -2301,6 +2204,7 @@
         <w:pStyle w:val="3"/>
       </w:pPr>
       <w:r>
+        <w:lastRenderedPageBreak/>
         <w:t>Sprint Retrospective</w:t>
       </w:r>
     </w:p>
@@ -2361,11 +2265,19 @@
             <w:tcW w:w="4247" w:type="dxa"/>
           </w:tcPr>
           <w:p>
-            <w:r>
-              <w:rPr>
-                <w:rFonts w:hint="eastAsia"/>
-              </w:rPr>
-              <w:t>採線上會議</w:t>
+            <w:proofErr w:type="gramStart"/>
+            <w:r>
+              <w:rPr>
+                <w:rFonts w:hint="eastAsia"/>
+              </w:rPr>
+              <w:t>採線上</w:t>
+            </w:r>
+            <w:proofErr w:type="gramEnd"/>
+            <w:r>
+              <w:rPr>
+                <w:rFonts w:hint="eastAsia"/>
+              </w:rPr>
+              <w:t>會議</w:t>
             </w:r>
           </w:p>
         </w:tc>
@@ -2428,7 +2340,21 @@
               <w:rPr>
                 <w:rFonts w:hint="eastAsia"/>
               </w:rPr>
-              <w:t>，多實作以獲得經驗</w:t>
+              <w:t>，</w:t>
+            </w:r>
+            <w:proofErr w:type="gramStart"/>
+            <w:r>
+              <w:rPr>
+                <w:rFonts w:hint="eastAsia"/>
+              </w:rPr>
+              <w:t>多實作</w:t>
+            </w:r>
+            <w:proofErr w:type="gramEnd"/>
+            <w:r>
+              <w:rPr>
+                <w:rFonts w:hint="eastAsia"/>
+              </w:rPr>
+              <w:t>以獲得經驗</w:t>
             </w:r>
           </w:p>
         </w:tc>
@@ -2456,7 +2382,21 @@
               <w:rPr>
                 <w:rFonts w:hint="eastAsia"/>
               </w:rPr>
-              <w:t>發訊息一定要講清楚收訊息的人是誰，收訊息的人務必回應，就算有問題也要回應</w:t>
+              <w:t>發訊息一定要講</w:t>
+            </w:r>
+            <w:proofErr w:type="gramStart"/>
+            <w:r>
+              <w:rPr>
+                <w:rFonts w:hint="eastAsia"/>
+              </w:rPr>
+              <w:t>清楚收</w:t>
+            </w:r>
+            <w:proofErr w:type="gramEnd"/>
+            <w:r>
+              <w:rPr>
+                <w:rFonts w:hint="eastAsia"/>
+              </w:rPr>
+              <w:t>訊息的人是誰，收訊息的人務必回應，就算有問題也要回應</w:t>
             </w:r>
           </w:p>
         </w:tc>
@@ -2504,7 +2444,6 @@
         <w:rPr>
           <w:rFonts w:hint="eastAsia"/>
         </w:rPr>
-        <w:lastRenderedPageBreak/>
         <w:t>S</w:t>
       </w:r>
       <w:r>
@@ -2761,6 +2700,119 @@
     </w:lvl>
   </w:abstractNum>
   <w:abstractNum w:abstractNumId="1" w15:restartNumberingAfterBreak="0">
+    <w:nsid w:val="1B4D0F7E"/>
+    <w:multiLevelType w:val="multilevel"/>
+    <w:tmpl w:val="F05EF234"/>
+    <w:lvl w:ilvl="0">
+      <w:start w:val="1"/>
+      <w:numFmt w:val="decimal"/>
+      <w:lvlText w:val="%1."/>
+      <w:lvlJc w:val="left"/>
+      <w:pPr>
+        <w:tabs>
+          <w:tab w:val="num" w:pos="720"/>
+        </w:tabs>
+        <w:ind w:left="720" w:hanging="360"/>
+      </w:pPr>
+    </w:lvl>
+    <w:lvl w:ilvl="1" w:tentative="1">
+      <w:start w:val="1"/>
+      <w:numFmt w:val="decimal"/>
+      <w:lvlText w:val="%2."/>
+      <w:lvlJc w:val="left"/>
+      <w:pPr>
+        <w:tabs>
+          <w:tab w:val="num" w:pos="1440"/>
+        </w:tabs>
+        <w:ind w:left="1440" w:hanging="360"/>
+      </w:pPr>
+    </w:lvl>
+    <w:lvl w:ilvl="2" w:tentative="1">
+      <w:start w:val="1"/>
+      <w:numFmt w:val="decimal"/>
+      <w:lvlText w:val="%3."/>
+      <w:lvlJc w:val="left"/>
+      <w:pPr>
+        <w:tabs>
+          <w:tab w:val="num" w:pos="2160"/>
+        </w:tabs>
+        <w:ind w:left="2160" w:hanging="360"/>
+      </w:pPr>
+    </w:lvl>
+    <w:lvl w:ilvl="3" w:tentative="1">
+      <w:start w:val="1"/>
+      <w:numFmt w:val="decimal"/>
+      <w:lvlText w:val="%4."/>
+      <w:lvlJc w:val="left"/>
+      <w:pPr>
+        <w:tabs>
+          <w:tab w:val="num" w:pos="2880"/>
+        </w:tabs>
+        <w:ind w:left="2880" w:hanging="360"/>
+      </w:pPr>
+    </w:lvl>
+    <w:lvl w:ilvl="4" w:tentative="1">
+      <w:start w:val="1"/>
+      <w:numFmt w:val="decimal"/>
+      <w:lvlText w:val="%5."/>
+      <w:lvlJc w:val="left"/>
+      <w:pPr>
+        <w:tabs>
+          <w:tab w:val="num" w:pos="3600"/>
+        </w:tabs>
+        <w:ind w:left="3600" w:hanging="360"/>
+      </w:pPr>
+    </w:lvl>
+    <w:lvl w:ilvl="5" w:tentative="1">
+      <w:start w:val="1"/>
+      <w:numFmt w:val="decimal"/>
+      <w:lvlText w:val="%6."/>
+      <w:lvlJc w:val="left"/>
+      <w:pPr>
+        <w:tabs>
+          <w:tab w:val="num" w:pos="4320"/>
+        </w:tabs>
+        <w:ind w:left="4320" w:hanging="360"/>
+      </w:pPr>
+    </w:lvl>
+    <w:lvl w:ilvl="6" w:tentative="1">
+      <w:start w:val="1"/>
+      <w:numFmt w:val="decimal"/>
+      <w:lvlText w:val="%7."/>
+      <w:lvlJc w:val="left"/>
+      <w:pPr>
+        <w:tabs>
+          <w:tab w:val="num" w:pos="5040"/>
+        </w:tabs>
+        <w:ind w:left="5040" w:hanging="360"/>
+      </w:pPr>
+    </w:lvl>
+    <w:lvl w:ilvl="7" w:tentative="1">
+      <w:start w:val="1"/>
+      <w:numFmt w:val="decimal"/>
+      <w:lvlText w:val="%8."/>
+      <w:lvlJc w:val="left"/>
+      <w:pPr>
+        <w:tabs>
+          <w:tab w:val="num" w:pos="5760"/>
+        </w:tabs>
+        <w:ind w:left="5760" w:hanging="360"/>
+      </w:pPr>
+    </w:lvl>
+    <w:lvl w:ilvl="8" w:tentative="1">
+      <w:start w:val="1"/>
+      <w:numFmt w:val="decimal"/>
+      <w:lvlText w:val="%9."/>
+      <w:lvlJc w:val="left"/>
+      <w:pPr>
+        <w:tabs>
+          <w:tab w:val="num" w:pos="6480"/>
+        </w:tabs>
+        <w:ind w:left="6480" w:hanging="360"/>
+      </w:pPr>
+    </w:lvl>
+  </w:abstractNum>
+  <w:abstractNum w:abstractNumId="2" w15:restartNumberingAfterBreak="0">
     <w:nsid w:val="20F351BC"/>
     <w:multiLevelType w:val="hybridMultilevel"/>
     <w:tmpl w:val="BF58364C"/>
@@ -2873,7 +2925,7 @@
       </w:rPr>
     </w:lvl>
   </w:abstractNum>
-  <w:abstractNum w:abstractNumId="2" w15:restartNumberingAfterBreak="0">
+  <w:abstractNum w:abstractNumId="3" w15:restartNumberingAfterBreak="0">
     <w:nsid w:val="3DFB0A44"/>
     <w:multiLevelType w:val="multilevel"/>
     <w:tmpl w:val="F78AF5B8"/>
@@ -3022,7 +3074,7 @@
       </w:rPr>
     </w:lvl>
   </w:abstractNum>
-  <w:abstractNum w:abstractNumId="3" w15:restartNumberingAfterBreak="0">
+  <w:abstractNum w:abstractNumId="4" w15:restartNumberingAfterBreak="0">
     <w:nsid w:val="4FCE49C6"/>
     <w:multiLevelType w:val="multilevel"/>
     <w:tmpl w:val="ED44EFB0"/>
@@ -3171,7 +3223,7 @@
       </w:rPr>
     </w:lvl>
   </w:abstractNum>
-  <w:abstractNum w:abstractNumId="4" w15:restartNumberingAfterBreak="0">
+  <w:abstractNum w:abstractNumId="5" w15:restartNumberingAfterBreak="0">
     <w:nsid w:val="612E6BB4"/>
     <w:multiLevelType w:val="multilevel"/>
     <w:tmpl w:val="554821FA"/>
@@ -3285,19 +3337,22 @@
     </w:lvl>
   </w:abstractNum>
   <w:num w:numId="1" w16cid:durableId="29309092">
-    <w:abstractNumId w:val="1"/>
+    <w:abstractNumId w:val="2"/>
   </w:num>
   <w:num w:numId="2" w16cid:durableId="526524065">
     <w:abstractNumId w:val="0"/>
   </w:num>
   <w:num w:numId="3" w16cid:durableId="1574925908">
+    <w:abstractNumId w:val="4"/>
+  </w:num>
+  <w:num w:numId="4" w16cid:durableId="461046928">
     <w:abstractNumId w:val="3"/>
   </w:num>
-  <w:num w:numId="4" w16cid:durableId="461046928">
-    <w:abstractNumId w:val="2"/>
+  <w:num w:numId="5" w16cid:durableId="1903328802">
+    <w:abstractNumId w:val="5"/>
   </w:num>
-  <w:num w:numId="5" w16cid:durableId="1903328802">
-    <w:abstractNumId w:val="4"/>
+  <w:num w:numId="6" w16cid:durableId="759721766">
+    <w:abstractNumId w:val="1"/>
   </w:num>
 </w:numbering>
 </file>
@@ -3770,7 +3825,6 @@
   <w:style w:type="character" w:default="1" w:styleId="a0">
     <w:name w:val="Default Paragraph Font"/>
     <w:uiPriority w:val="1"/>
-    <w:semiHidden/>
     <w:unhideWhenUsed/>
   </w:style>
   <w:style w:type="table" w:default="1" w:styleId="a1">

--- a/sprint文件/Sprint_進度書面報告.docx
+++ b/sprint文件/Sprint_進度書面報告.docx
@@ -840,6 +840,21 @@
       <w:r>
         <w:t>核心驗收條件</w:t>
       </w:r>
+      <w:r>
+        <w:rPr>
+          <w:rFonts w:hint="eastAsia"/>
+        </w:rPr>
+        <w:t>(</w:t>
+      </w:r>
+      <w:r>
+        <w:t>goal</w:t>
+      </w:r>
+      <w:r>
+        <w:rPr>
+          <w:rFonts w:hint="eastAsia"/>
+        </w:rPr>
+        <w:t>)</w:t>
+      </w:r>
     </w:p>
     <w:p>
       <w:r>
@@ -1767,6 +1782,57 @@
           </w:p>
         </w:tc>
       </w:tr>
+      <w:tr>
+        <w:tc>
+          <w:tcPr>
+            <w:tcW w:w="1413" w:type="dxa"/>
+          </w:tcPr>
+          <w:p>
+            <w:pPr>
+              <w:rPr>
+                <w:rFonts w:hint="eastAsia"/>
+              </w:rPr>
+            </w:pPr>
+            <w:r>
+              <w:rPr>
+                <w:rFonts w:hint="eastAsia"/>
+              </w:rPr>
+              <w:t>4/21</w:t>
+            </w:r>
+          </w:p>
+        </w:tc>
+        <w:tc>
+          <w:tcPr>
+            <w:tcW w:w="3402" w:type="dxa"/>
+          </w:tcPr>
+          <w:p>
+            <w:r>
+              <w:rPr>
+                <w:rFonts w:hint="eastAsia"/>
+              </w:rPr>
+              <w:t>文件格式不對</w:t>
+            </w:r>
+          </w:p>
+        </w:tc>
+        <w:tc>
+          <w:tcPr>
+            <w:tcW w:w="3679" w:type="dxa"/>
+          </w:tcPr>
+          <w:p>
+            <w:pPr>
+              <w:rPr>
+                <w:rFonts w:hint="eastAsia"/>
+              </w:rPr>
+            </w:pPr>
+            <w:r>
+              <w:rPr>
+                <w:rFonts w:hint="eastAsia"/>
+              </w:rPr>
+              <w:t>參考老師文件進行更改</w:t>
+            </w:r>
+          </w:p>
+        </w:tc>
+      </w:tr>
     </w:tbl>
     <w:p/>
     <w:p>
@@ -1825,6 +1891,7 @@
               <w:rPr>
                 <w:rFonts w:hint="eastAsia"/>
               </w:rPr>
+              <w:lastRenderedPageBreak/>
               <w:t>學生歷史資</w:t>
             </w:r>
             <w:r>
@@ -1852,15 +1919,7 @@
                 <w:b/>
                 <w:bCs/>
               </w:rPr>
-              <w:t>將解決方案重構為「官方驗證＋瀏覽</w:t>
-            </w:r>
-            <w:r>
-              <w:rPr>
-                <w:b/>
-                <w:bCs/>
-              </w:rPr>
-              <w:lastRenderedPageBreak/>
-              <w:t>器擷取＋前端展示」的三階段機制：</w:t>
+              <w:t>將解決方案重構為「官方驗證＋瀏覽器擷取＋前端展示」的三階段機制：</w:t>
             </w:r>
           </w:p>
           <w:p>
@@ -2084,11 +2143,15 @@
             <w:tcW w:w="4247" w:type="dxa"/>
           </w:tcPr>
           <w:p>
-            <w:r>
-              <w:rPr>
-                <w:rFonts w:hint="eastAsia"/>
-              </w:rPr>
-              <w:lastRenderedPageBreak/>
+            <w:pPr>
+              <w:rPr>
+                <w:rFonts w:hint="eastAsia"/>
+              </w:rPr>
+            </w:pPr>
+            <w:r>
+              <w:rPr>
+                <w:rFonts w:hint="eastAsia"/>
+              </w:rPr>
               <w:t>各系的</w:t>
             </w:r>
             <w:r>
@@ -2098,6 +2161,27 @@
               </w:rPr>
               <w:t>畢業門檻</w:t>
             </w:r>
+            <w:r>
+              <w:rPr>
+                <w:rFonts w:hint="eastAsia"/>
+              </w:rPr>
+              <w:t>(</w:t>
+            </w:r>
+            <w:r>
+              <w:rPr>
+                <w:rFonts w:hint="eastAsia"/>
+              </w:rPr>
+              <w:t>比如資管系的五門</w:t>
+            </w:r>
+            <w:r>
+              <w:t>英文專業科</w:t>
+            </w:r>
+            <w:r>
+              <w:rPr>
+                <w:rFonts w:hint="eastAsia"/>
+              </w:rPr>
+              <w:t>)</w:t>
+            </w:r>
           </w:p>
         </w:tc>
         <w:tc>
@@ -2118,7 +2202,34 @@
               <w:t xml:space="preserve"> SQL </w:t>
             </w:r>
             <w:r>
-              <w:t>資料庫，建立各系所及不同入學學年的學分對照表，以利動態比對。</w:t>
+              <w:t>資料庫，建立各系所</w:t>
+            </w:r>
+            <w:r>
+              <w:rPr>
+                <w:rFonts w:hint="eastAsia"/>
+              </w:rPr>
+              <w:t>、</w:t>
+            </w:r>
+            <w:r>
+              <w:t>不同入學學年</w:t>
+            </w:r>
+            <w:r>
+              <w:rPr>
+                <w:rFonts w:hint="eastAsia"/>
+              </w:rPr>
+              <w:t>、</w:t>
+            </w:r>
+            <w:r>
+              <w:t>學分學程</w:t>
+            </w:r>
+            <w:r>
+              <w:rPr>
+                <w:rFonts w:hint="eastAsia"/>
+              </w:rPr>
+              <w:t>等</w:t>
+            </w:r>
+            <w:r>
+              <w:t>的學分對照表，以利動態比對。</w:t>
             </w:r>
           </w:p>
         </w:tc>
@@ -2155,7 +2266,34 @@
               <w:t xml:space="preserve"> SQL </w:t>
             </w:r>
             <w:r>
-              <w:t>資料庫，建立各系所及不同入學學年的學分對照表，以利動態比對。</w:t>
+              <w:t>資料庫，建立各系所</w:t>
+            </w:r>
+            <w:r>
+              <w:rPr>
+                <w:rFonts w:hint="eastAsia"/>
+              </w:rPr>
+              <w:t>、</w:t>
+            </w:r>
+            <w:r>
+              <w:t>不同入學學年</w:t>
+            </w:r>
+            <w:r>
+              <w:rPr>
+                <w:rFonts w:hint="eastAsia"/>
+              </w:rPr>
+              <w:t>、</w:t>
+            </w:r>
+            <w:r>
+              <w:t>學分學程</w:t>
+            </w:r>
+            <w:r>
+              <w:rPr>
+                <w:rFonts w:hint="eastAsia"/>
+              </w:rPr>
+              <w:t>等</w:t>
+            </w:r>
+            <w:r>
+              <w:t>的學分對照表，以利動態比對。</w:t>
             </w:r>
           </w:p>
         </w:tc>
@@ -2192,7 +2330,171 @@
               <w:t xml:space="preserve"> SQL </w:t>
             </w:r>
             <w:r>
-              <w:t>資料庫，建立各系所及不同入學學年的學分對照表，以利動態比對。</w:t>
+              <w:t>資料庫，建立各系所</w:t>
+            </w:r>
+            <w:r>
+              <w:rPr>
+                <w:rFonts w:hint="eastAsia"/>
+              </w:rPr>
+              <w:t>、</w:t>
+            </w:r>
+            <w:r>
+              <w:t>不同入學學年</w:t>
+            </w:r>
+            <w:r>
+              <w:rPr>
+                <w:rFonts w:hint="eastAsia"/>
+              </w:rPr>
+              <w:t>、</w:t>
+            </w:r>
+            <w:r>
+              <w:t>學分學程</w:t>
+            </w:r>
+            <w:r>
+              <w:rPr>
+                <w:rFonts w:hint="eastAsia"/>
+              </w:rPr>
+              <w:t>等</w:t>
+            </w:r>
+            <w:r>
+              <w:t>的學分對照表，以利動態比對。</w:t>
+            </w:r>
+          </w:p>
+        </w:tc>
+      </w:tr>
+      <w:tr>
+        <w:tc>
+          <w:tcPr>
+            <w:tcW w:w="4247" w:type="dxa"/>
+          </w:tcPr>
+          <w:p>
+            <w:pPr>
+              <w:rPr>
+                <w:rFonts w:hint="eastAsia"/>
+              </w:rPr>
+            </w:pPr>
+            <w:r>
+              <w:t>學分學程的計算</w:t>
+            </w:r>
+          </w:p>
+        </w:tc>
+        <w:tc>
+          <w:tcPr>
+            <w:tcW w:w="4247" w:type="dxa"/>
+          </w:tcPr>
+          <w:p>
+            <w:r>
+              <w:t>將於</w:t>
+            </w:r>
+            <w:r>
+              <w:t xml:space="preserve"> Sprint 2 </w:t>
+            </w:r>
+            <w:r>
+              <w:t>擴充</w:t>
+            </w:r>
+            <w:r>
+              <w:t xml:space="preserve"> SQL </w:t>
+            </w:r>
+            <w:r>
+              <w:t>資料庫，建立各系所</w:t>
+            </w:r>
+            <w:r>
+              <w:rPr>
+                <w:rFonts w:hint="eastAsia"/>
+              </w:rPr>
+              <w:t>、</w:t>
+            </w:r>
+            <w:r>
+              <w:t>不同入學學年</w:t>
+            </w:r>
+            <w:r>
+              <w:rPr>
+                <w:rFonts w:hint="eastAsia"/>
+              </w:rPr>
+              <w:t>、</w:t>
+            </w:r>
+            <w:r>
+              <w:t>學分學程</w:t>
+            </w:r>
+            <w:r>
+              <w:rPr>
+                <w:rFonts w:hint="eastAsia"/>
+              </w:rPr>
+              <w:t>等</w:t>
+            </w:r>
+            <w:r>
+              <w:t>的學分對照表，以利動態比對。</w:t>
+            </w:r>
+          </w:p>
+        </w:tc>
+      </w:tr>
+      <w:tr>
+        <w:tc>
+          <w:tcPr>
+            <w:tcW w:w="4247" w:type="dxa"/>
+          </w:tcPr>
+          <w:p>
+            <w:r>
+              <w:lastRenderedPageBreak/>
+              <w:t>抵免</w:t>
+            </w:r>
+            <w:r>
+              <w:rPr>
+                <w:rFonts w:hint="eastAsia"/>
+              </w:rPr>
+              <w:t>學科</w:t>
+            </w:r>
+            <w:r>
+              <w:t>的計算</w:t>
+            </w:r>
+          </w:p>
+        </w:tc>
+        <w:tc>
+          <w:tcPr>
+            <w:tcW w:w="4247" w:type="dxa"/>
+          </w:tcPr>
+          <w:p>
+            <w:r>
+              <w:t>將於</w:t>
+            </w:r>
+            <w:r>
+              <w:t xml:space="preserve"> Sprint 2 </w:t>
+            </w:r>
+            <w:r>
+              <w:t>擴充</w:t>
+            </w:r>
+            <w:r>
+              <w:t xml:space="preserve"> SQL </w:t>
+            </w:r>
+            <w:r>
+              <w:t>資料庫，建立各系所</w:t>
+            </w:r>
+            <w:r>
+              <w:rPr>
+                <w:rFonts w:hint="eastAsia"/>
+              </w:rPr>
+              <w:t>、</w:t>
+            </w:r>
+            <w:r>
+              <w:t>不同入學學年</w:t>
+            </w:r>
+            <w:r>
+              <w:rPr>
+                <w:rFonts w:hint="eastAsia"/>
+              </w:rPr>
+              <w:t>、</w:t>
+            </w:r>
+            <w:r>
+              <w:t>學分學程</w:t>
+            </w:r>
+            <w:r>
+              <w:rPr>
+                <w:rFonts w:hint="eastAsia"/>
+              </w:rPr>
+              <w:t>等</w:t>
+            </w:r>
+            <w:r>
+              <w:t>的學分對照表，以利動態比對。</w:t>
             </w:r>
           </w:p>
         </w:tc>
@@ -2204,7 +2506,6 @@
         <w:pStyle w:val="3"/>
       </w:pPr>
       <w:r>
-        <w:lastRenderedPageBreak/>
         <w:t>Sprint Retrospective</w:t>
       </w:r>
     </w:p>
@@ -2438,66 +2739,612 @@
     </w:tbl>
     <w:p>
       <w:pPr>
-        <w:pStyle w:val="2"/>
+        <w:pStyle w:val="1"/>
+        <w:rPr>
+          <w:sz w:val="72"/>
+          <w:szCs w:val="72"/>
+        </w:rPr>
       </w:pPr>
       <w:r>
         <w:rPr>
           <w:rFonts w:hint="eastAsia"/>
+          <w:sz w:val="72"/>
+          <w:szCs w:val="72"/>
         </w:rPr>
         <w:t>S</w:t>
       </w:r>
       <w:r>
+        <w:rPr>
+          <w:sz w:val="72"/>
+          <w:szCs w:val="72"/>
+        </w:rPr>
         <w:t>print 2</w:t>
       </w:r>
     </w:p>
     <w:p>
       <w:pPr>
-        <w:pStyle w:val="3"/>
-      </w:pPr>
-      <w:r>
-        <w:rPr>
-          <w:rFonts w:hint="eastAsia"/>
-        </w:rPr>
-        <w:t xml:space="preserve">Sprint </w:t>
-      </w:r>
-      <w:r>
-        <w:t>Planning</w:t>
+        <w:pStyle w:val="2"/>
+      </w:pPr>
+      <w:r>
+        <w:t>Sprint Goal</w:t>
       </w:r>
     </w:p>
     <w:p>
       <w:pPr>
-        <w:pStyle w:val="3"/>
-      </w:pPr>
-      <w:r>
         <w:rPr>
           <w:rFonts w:hint="eastAsia"/>
-        </w:rPr>
-        <w:t>Daily Scrum</w:t>
-      </w:r>
-      <w:r>
-        <w:rPr>
-          <w:rFonts w:hint="eastAsia"/>
-        </w:rPr>
-        <w:t>摘要</w:t>
+          <w:sz w:val="32"/>
+          <w:szCs w:val="32"/>
+        </w:rPr>
+      </w:pPr>
+      <w:r>
+        <w:rPr>
+          <w:sz w:val="32"/>
+          <w:szCs w:val="32"/>
+        </w:rPr>
+        <w:t>建置動態畢業門檻資料庫以支援精</w:t>
+      </w:r>
+      <w:proofErr w:type="gramStart"/>
+      <w:r>
+        <w:rPr>
+          <w:sz w:val="32"/>
+          <w:szCs w:val="32"/>
+        </w:rPr>
+        <w:t>準</w:t>
+      </w:r>
+      <w:proofErr w:type="gramEnd"/>
+      <w:r>
+        <w:rPr>
+          <w:sz w:val="32"/>
+          <w:szCs w:val="32"/>
+        </w:rPr>
+        <w:t>的學分比對，實作智慧選課導航引擎，並補齊系統端的</w:t>
+      </w:r>
+      <w:proofErr w:type="gramStart"/>
+      <w:r>
+        <w:rPr>
+          <w:sz w:val="32"/>
+          <w:szCs w:val="32"/>
+        </w:rPr>
+        <w:t>例外防呆與</w:t>
+      </w:r>
+      <w:proofErr w:type="gramEnd"/>
+      <w:r>
+        <w:rPr>
+          <w:sz w:val="32"/>
+          <w:szCs w:val="32"/>
+        </w:rPr>
+        <w:t>系辦管理功能。</w:t>
       </w:r>
     </w:p>
     <w:p>
       <w:pPr>
-        <w:pStyle w:val="3"/>
-      </w:pPr>
-      <w:r>
-        <w:t>Sprint Review</w:t>
+        <w:pStyle w:val="2"/>
+      </w:pPr>
+      <w:r>
+        <w:t xml:space="preserve">Sprint 1 </w:t>
+      </w:r>
+      <w:r>
+        <w:t>遺留之未完成項目</w:t>
       </w:r>
     </w:p>
     <w:p>
       <w:pPr>
-        <w:pStyle w:val="3"/>
-      </w:pPr>
-      <w:r>
-        <w:t>Sprint Retrospective</w:t>
+        <w:rPr>
+          <w:sz w:val="32"/>
+          <w:szCs w:val="32"/>
+        </w:rPr>
+      </w:pPr>
+      <w:r>
+        <w:rPr>
+          <w:sz w:val="32"/>
+          <w:szCs w:val="32"/>
+        </w:rPr>
+        <w:t xml:space="preserve">Sprint 1 </w:t>
+      </w:r>
+      <w:r>
+        <w:rPr>
+          <w:sz w:val="32"/>
+          <w:szCs w:val="32"/>
+        </w:rPr>
+        <w:t>尚未完成</w:t>
+      </w:r>
+      <w:r>
+        <w:rPr>
+          <w:sz w:val="32"/>
+          <w:szCs w:val="32"/>
+        </w:rPr>
+        <w:t xml:space="preserve"> User Story 1.4</w:t>
+      </w:r>
+      <w:r>
+        <w:rPr>
+          <w:sz w:val="32"/>
+          <w:szCs w:val="32"/>
+        </w:rPr>
+        <w:t>、</w:t>
+      </w:r>
+      <w:r>
+        <w:rPr>
+          <w:sz w:val="32"/>
+          <w:szCs w:val="32"/>
+        </w:rPr>
+        <w:t xml:space="preserve">1.5 </w:t>
+      </w:r>
+      <w:r>
+        <w:rPr>
+          <w:sz w:val="32"/>
+          <w:szCs w:val="32"/>
+        </w:rPr>
+        <w:t>與</w:t>
+      </w:r>
+      <w:r>
+        <w:rPr>
+          <w:sz w:val="32"/>
+          <w:szCs w:val="32"/>
+        </w:rPr>
+        <w:t xml:space="preserve"> 3.1 </w:t>
+      </w:r>
+      <w:r>
+        <w:rPr>
+          <w:sz w:val="32"/>
+          <w:szCs w:val="32"/>
+        </w:rPr>
+        <w:t>。為了確保系統的強健性與</w:t>
+      </w:r>
+      <w:proofErr w:type="gramStart"/>
+      <w:r>
+        <w:rPr>
+          <w:sz w:val="32"/>
+          <w:szCs w:val="32"/>
+        </w:rPr>
+        <w:t>基本防呆</w:t>
+      </w:r>
+      <w:proofErr w:type="gramEnd"/>
+      <w:r>
+        <w:rPr>
+          <w:sz w:val="32"/>
+          <w:szCs w:val="32"/>
+        </w:rPr>
+        <w:t>，這些技術債必須優先償還：</w:t>
+      </w:r>
+      <w:r>
+        <w:rPr>
+          <w:sz w:val="32"/>
+          <w:szCs w:val="32"/>
+        </w:rPr>
+        <w:t xml:space="preserve"> </w:t>
       </w:r>
     </w:p>
-    <w:p/>
+    <w:p>
+      <w:pPr>
+        <w:numPr>
+          <w:ilvl w:val="0"/>
+          <w:numId w:val="7"/>
+        </w:numPr>
+        <w:rPr>
+          <w:sz w:val="32"/>
+          <w:szCs w:val="32"/>
+        </w:rPr>
+      </w:pPr>
+      <w:r>
+        <w:rPr>
+          <w:b/>
+          <w:bCs/>
+          <w:sz w:val="32"/>
+          <w:szCs w:val="32"/>
+        </w:rPr>
+        <w:t xml:space="preserve">User Story 1.4 </w:t>
+      </w:r>
+      <w:proofErr w:type="gramStart"/>
+      <w:r>
+        <w:rPr>
+          <w:b/>
+          <w:bCs/>
+          <w:sz w:val="32"/>
+          <w:szCs w:val="32"/>
+        </w:rPr>
+        <w:t>防呆與</w:t>
+      </w:r>
+      <w:proofErr w:type="gramEnd"/>
+      <w:r>
+        <w:rPr>
+          <w:b/>
+          <w:bCs/>
+          <w:sz w:val="32"/>
+          <w:szCs w:val="32"/>
+        </w:rPr>
+        <w:t>錯誤提示機制</w:t>
+      </w:r>
+      <w:r>
+        <w:rPr>
+          <w:sz w:val="32"/>
+          <w:szCs w:val="32"/>
+        </w:rPr>
+        <w:t>：</w:t>
+      </w:r>
+      <w:proofErr w:type="gramStart"/>
+      <w:r>
+        <w:rPr>
+          <w:sz w:val="32"/>
+          <w:szCs w:val="32"/>
+        </w:rPr>
+        <w:t>實作當擴充</w:t>
+      </w:r>
+      <w:proofErr w:type="gramEnd"/>
+      <w:r>
+        <w:rPr>
+          <w:sz w:val="32"/>
+          <w:szCs w:val="32"/>
+        </w:rPr>
+        <w:t>功能</w:t>
+      </w:r>
+      <w:r>
+        <w:rPr>
+          <w:sz w:val="32"/>
+          <w:szCs w:val="32"/>
+        </w:rPr>
+        <w:lastRenderedPageBreak/>
+        <w:t>未安裝或擷取失敗時的明確提示機制</w:t>
+      </w:r>
+      <w:r>
+        <w:rPr>
+          <w:sz w:val="32"/>
+          <w:szCs w:val="32"/>
+        </w:rPr>
+        <w:t xml:space="preserve"> </w:t>
+      </w:r>
+      <w:r>
+        <w:rPr>
+          <w:sz w:val="32"/>
+          <w:szCs w:val="32"/>
+        </w:rPr>
+        <w:t>。</w:t>
+      </w:r>
+      <w:r>
+        <w:rPr>
+          <w:sz w:val="32"/>
+          <w:szCs w:val="32"/>
+        </w:rPr>
+        <w:t xml:space="preserve"> </w:t>
+      </w:r>
+    </w:p>
+    <w:p>
+      <w:pPr>
+        <w:numPr>
+          <w:ilvl w:val="0"/>
+          <w:numId w:val="7"/>
+        </w:numPr>
+        <w:rPr>
+          <w:sz w:val="32"/>
+          <w:szCs w:val="32"/>
+        </w:rPr>
+      </w:pPr>
+      <w:r>
+        <w:rPr>
+          <w:b/>
+          <w:bCs/>
+          <w:sz w:val="32"/>
+          <w:szCs w:val="32"/>
+        </w:rPr>
+        <w:t xml:space="preserve">User Story 1.5 </w:t>
+      </w:r>
+      <w:r>
+        <w:rPr>
+          <w:b/>
+          <w:bCs/>
+          <w:sz w:val="32"/>
+          <w:szCs w:val="32"/>
+        </w:rPr>
+        <w:t>手動備援輸入頁面</w:t>
+      </w:r>
+      <w:r>
+        <w:rPr>
+          <w:sz w:val="32"/>
+          <w:szCs w:val="32"/>
+        </w:rPr>
+        <w:t>：建立當自動化</w:t>
+      </w:r>
+      <w:r>
+        <w:rPr>
+          <w:sz w:val="32"/>
+          <w:szCs w:val="32"/>
+        </w:rPr>
+        <w:t xml:space="preserve"> DOM </w:t>
+      </w:r>
+      <w:r>
+        <w:rPr>
+          <w:sz w:val="32"/>
+          <w:szCs w:val="32"/>
+        </w:rPr>
+        <w:t>解析異常或失效時的手動輸入介面，作為備援方案</w:t>
+      </w:r>
+      <w:r>
+        <w:rPr>
+          <w:sz w:val="32"/>
+          <w:szCs w:val="32"/>
+        </w:rPr>
+        <w:t xml:space="preserve"> </w:t>
+      </w:r>
+      <w:r>
+        <w:rPr>
+          <w:sz w:val="32"/>
+          <w:szCs w:val="32"/>
+        </w:rPr>
+        <w:t>。</w:t>
+      </w:r>
+    </w:p>
+    <w:p>
+      <w:pPr>
+        <w:ind w:left="720"/>
+        <w:rPr>
+          <w:b/>
+          <w:bCs/>
+          <w:sz w:val="32"/>
+          <w:szCs w:val="32"/>
+        </w:rPr>
+      </w:pPr>
+    </w:p>
+    <w:p>
+      <w:pPr>
+        <w:pStyle w:val="2"/>
+      </w:pPr>
+      <w:r>
+        <w:t>核心功能推進</w:t>
+      </w:r>
+      <w:r>
+        <w:t xml:space="preserve"> (Epic 2 &amp; Epic 3)</w:t>
+      </w:r>
+    </w:p>
+    <w:p>
+      <w:pPr>
+        <w:rPr>
+          <w:sz w:val="32"/>
+          <w:szCs w:val="32"/>
+        </w:rPr>
+      </w:pPr>
+      <w:r>
+        <w:rPr>
+          <w:sz w:val="32"/>
+          <w:szCs w:val="32"/>
+        </w:rPr>
+        <w:t>在資料庫具備動態比對能力後，即可著手開發系統的獨家創新功能與管理端應用：</w:t>
+      </w:r>
+    </w:p>
+    <w:p>
+      <w:pPr>
+        <w:numPr>
+          <w:ilvl w:val="0"/>
+          <w:numId w:val="8"/>
+        </w:numPr>
+        <w:rPr>
+          <w:sz w:val="32"/>
+          <w:szCs w:val="32"/>
+        </w:rPr>
+      </w:pPr>
+      <w:r>
+        <w:rPr>
+          <w:b/>
+          <w:bCs/>
+          <w:sz w:val="32"/>
+          <w:szCs w:val="32"/>
+        </w:rPr>
+        <w:t>智慧選課導航</w:t>
+      </w:r>
+      <w:r>
+        <w:rPr>
+          <w:b/>
+          <w:bCs/>
+          <w:sz w:val="32"/>
+          <w:szCs w:val="32"/>
+        </w:rPr>
+        <w:t xml:space="preserve"> (</w:t>
+      </w:r>
+      <w:r>
+        <w:rPr>
+          <w:b/>
+          <w:bCs/>
+          <w:sz w:val="32"/>
+          <w:szCs w:val="32"/>
+        </w:rPr>
+        <w:t>當期課程對接</w:t>
+      </w:r>
+      <w:r>
+        <w:rPr>
+          <w:b/>
+          <w:bCs/>
+          <w:sz w:val="32"/>
+          <w:szCs w:val="32"/>
+        </w:rPr>
+        <w:t>)</w:t>
+      </w:r>
+      <w:r>
+        <w:rPr>
+          <w:sz w:val="32"/>
+          <w:szCs w:val="32"/>
+        </w:rPr>
+        <w:t>：將系統計算出的「學分缺口」與「當期開課資料」進行邏輯關聯</w:t>
+      </w:r>
+      <w:r>
+        <w:rPr>
+          <w:sz w:val="32"/>
+          <w:szCs w:val="32"/>
+        </w:rPr>
+        <w:t xml:space="preserve"> </w:t>
+      </w:r>
+      <w:r>
+        <w:rPr>
+          <w:sz w:val="32"/>
+          <w:szCs w:val="32"/>
+        </w:rPr>
+        <w:t>。</w:t>
+      </w:r>
+      <w:r>
+        <w:rPr>
+          <w:sz w:val="32"/>
+          <w:szCs w:val="32"/>
+        </w:rPr>
+        <w:t xml:space="preserve"> </w:t>
+      </w:r>
+    </w:p>
+    <w:p>
+      <w:pPr>
+        <w:numPr>
+          <w:ilvl w:val="0"/>
+          <w:numId w:val="8"/>
+        </w:numPr>
+        <w:rPr>
+          <w:sz w:val="32"/>
+          <w:szCs w:val="32"/>
+        </w:rPr>
+      </w:pPr>
+      <w:r>
+        <w:rPr>
+          <w:b/>
+          <w:bCs/>
+          <w:sz w:val="32"/>
+          <w:szCs w:val="32"/>
+        </w:rPr>
+        <w:t>智慧選課導航</w:t>
+      </w:r>
+      <w:r>
+        <w:rPr>
+          <w:b/>
+          <w:bCs/>
+          <w:sz w:val="32"/>
+          <w:szCs w:val="32"/>
+        </w:rPr>
+        <w:t xml:space="preserve"> (</w:t>
+      </w:r>
+      <w:r>
+        <w:rPr>
+          <w:b/>
+          <w:bCs/>
+          <w:sz w:val="32"/>
+          <w:szCs w:val="32"/>
+        </w:rPr>
+        <w:t>防錯推薦</w:t>
+      </w:r>
+      <w:r>
+        <w:rPr>
+          <w:b/>
+          <w:bCs/>
+          <w:sz w:val="32"/>
+          <w:szCs w:val="32"/>
+        </w:rPr>
+        <w:t>)</w:t>
+      </w:r>
+      <w:r>
+        <w:rPr>
+          <w:sz w:val="32"/>
+          <w:szCs w:val="32"/>
+        </w:rPr>
+        <w:t>：過濾掉已修習及格的課程，僅推薦能補足缺口且符合該生畢業要求的當期科目</w:t>
+      </w:r>
+      <w:r>
+        <w:rPr>
+          <w:sz w:val="32"/>
+          <w:szCs w:val="32"/>
+        </w:rPr>
+        <w:t xml:space="preserve"> </w:t>
+      </w:r>
+      <w:r>
+        <w:rPr>
+          <w:sz w:val="32"/>
+          <w:szCs w:val="32"/>
+        </w:rPr>
+        <w:t>。</w:t>
+      </w:r>
+      <w:r>
+        <w:rPr>
+          <w:sz w:val="32"/>
+          <w:szCs w:val="32"/>
+        </w:rPr>
+        <w:t xml:space="preserve"> </w:t>
+      </w:r>
+    </w:p>
+    <w:p>
+      <w:pPr>
+        <w:numPr>
+          <w:ilvl w:val="0"/>
+          <w:numId w:val="8"/>
+        </w:numPr>
+      </w:pPr>
+      <w:r>
+        <w:rPr>
+          <w:b/>
+          <w:bCs/>
+          <w:sz w:val="32"/>
+          <w:szCs w:val="32"/>
+        </w:rPr>
+        <w:t xml:space="preserve">User Story 3.1 </w:t>
+      </w:r>
+      <w:r>
+        <w:rPr>
+          <w:b/>
+          <w:bCs/>
+          <w:sz w:val="32"/>
+          <w:szCs w:val="32"/>
+        </w:rPr>
+        <w:t>系辦秘書管理與成效追蹤</w:t>
+      </w:r>
+      <w:r>
+        <w:rPr>
+          <w:sz w:val="32"/>
+          <w:szCs w:val="32"/>
+        </w:rPr>
+        <w:t>：開發後台權限與介面，</w:t>
+      </w:r>
+      <w:proofErr w:type="gramStart"/>
+      <w:r>
+        <w:rPr>
+          <w:sz w:val="32"/>
+          <w:szCs w:val="32"/>
+        </w:rPr>
+        <w:t>讓系辦</w:t>
+      </w:r>
+      <w:proofErr w:type="gramEnd"/>
+      <w:r>
+        <w:rPr>
+          <w:sz w:val="32"/>
+          <w:szCs w:val="32"/>
+        </w:rPr>
+        <w:t>秘書可更新畢業門檻標準（因應各屆別學分要求變動）</w:t>
+      </w:r>
+      <w:r>
+        <w:rPr>
+          <w:sz w:val="32"/>
+          <w:szCs w:val="32"/>
+        </w:rPr>
+        <w:t xml:space="preserve"> </w:t>
+      </w:r>
+      <w:r>
+        <w:rPr>
+          <w:sz w:val="32"/>
+          <w:szCs w:val="32"/>
+        </w:rPr>
+        <w:t>。系統須能讓學生自主檢測修業狀態，實質減少系辦的重複性詢問與行政諮詢壓力</w:t>
+      </w:r>
+      <w:r>
+        <w:rPr>
+          <w:sz w:val="32"/>
+          <w:szCs w:val="32"/>
+        </w:rPr>
+        <w:t xml:space="preserve"> </w:t>
+      </w:r>
+      <w:r>
+        <w:t>。</w:t>
+      </w:r>
+      <w:r>
+        <w:t xml:space="preserve"> </w:t>
+      </w:r>
+    </w:p>
+    <w:p>
+      <w:pPr>
+        <w:rPr>
+          <w:rFonts w:hint="eastAsia"/>
+        </w:rPr>
+      </w:pPr>
+    </w:p>
     <w:p/>
     <w:sectPr>
       <w:type w:val="continuous"/>
@@ -2926,6 +3773,155 @@
     </w:lvl>
   </w:abstractNum>
   <w:abstractNum w:abstractNumId="3" w15:restartNumberingAfterBreak="0">
+    <w:nsid w:val="25C52C2B"/>
+    <w:multiLevelType w:val="multilevel"/>
+    <w:tmpl w:val="483A3872"/>
+    <w:lvl w:ilvl="0">
+      <w:start w:val="1"/>
+      <w:numFmt w:val="bullet"/>
+      <w:lvlText w:val=""/>
+      <w:lvlJc w:val="left"/>
+      <w:pPr>
+        <w:tabs>
+          <w:tab w:val="num" w:pos="720"/>
+        </w:tabs>
+        <w:ind w:left="720" w:hanging="360"/>
+      </w:pPr>
+      <w:rPr>
+        <w:rFonts w:ascii="Symbol" w:hAnsi="Symbol" w:hint="default"/>
+        <w:sz w:val="20"/>
+      </w:rPr>
+    </w:lvl>
+    <w:lvl w:ilvl="1" w:tentative="1">
+      <w:start w:val="1"/>
+      <w:numFmt w:val="bullet"/>
+      <w:lvlText w:val="o"/>
+      <w:lvlJc w:val="left"/>
+      <w:pPr>
+        <w:tabs>
+          <w:tab w:val="num" w:pos="1440"/>
+        </w:tabs>
+        <w:ind w:left="1440" w:hanging="360"/>
+      </w:pPr>
+      <w:rPr>
+        <w:rFonts w:ascii="Courier New" w:hAnsi="Courier New" w:hint="default"/>
+        <w:sz w:val="20"/>
+      </w:rPr>
+    </w:lvl>
+    <w:lvl w:ilvl="2" w:tentative="1">
+      <w:start w:val="1"/>
+      <w:numFmt w:val="bullet"/>
+      <w:lvlText w:val=""/>
+      <w:lvlJc w:val="left"/>
+      <w:pPr>
+        <w:tabs>
+          <w:tab w:val="num" w:pos="2160"/>
+        </w:tabs>
+        <w:ind w:left="2160" w:hanging="360"/>
+      </w:pPr>
+      <w:rPr>
+        <w:rFonts w:ascii="Wingdings" w:hAnsi="Wingdings" w:hint="default"/>
+        <w:sz w:val="20"/>
+      </w:rPr>
+    </w:lvl>
+    <w:lvl w:ilvl="3" w:tentative="1">
+      <w:start w:val="1"/>
+      <w:numFmt w:val="bullet"/>
+      <w:lvlText w:val=""/>
+      <w:lvlJc w:val="left"/>
+      <w:pPr>
+        <w:tabs>
+          <w:tab w:val="num" w:pos="2880"/>
+        </w:tabs>
+        <w:ind w:left="2880" w:hanging="360"/>
+      </w:pPr>
+      <w:rPr>
+        <w:rFonts w:ascii="Wingdings" w:hAnsi="Wingdings" w:hint="default"/>
+        <w:sz w:val="20"/>
+      </w:rPr>
+    </w:lvl>
+    <w:lvl w:ilvl="4" w:tentative="1">
+      <w:start w:val="1"/>
+      <w:numFmt w:val="bullet"/>
+      <w:lvlText w:val=""/>
+      <w:lvlJc w:val="left"/>
+      <w:pPr>
+        <w:tabs>
+          <w:tab w:val="num" w:pos="3600"/>
+        </w:tabs>
+        <w:ind w:left="3600" w:hanging="360"/>
+      </w:pPr>
+      <w:rPr>
+        <w:rFonts w:ascii="Wingdings" w:hAnsi="Wingdings" w:hint="default"/>
+        <w:sz w:val="20"/>
+      </w:rPr>
+    </w:lvl>
+    <w:lvl w:ilvl="5" w:tentative="1">
+      <w:start w:val="1"/>
+      <w:numFmt w:val="bullet"/>
+      <w:lvlText w:val=""/>
+      <w:lvlJc w:val="left"/>
+      <w:pPr>
+        <w:tabs>
+          <w:tab w:val="num" w:pos="4320"/>
+        </w:tabs>
+        <w:ind w:left="4320" w:hanging="360"/>
+      </w:pPr>
+      <w:rPr>
+        <w:rFonts w:ascii="Wingdings" w:hAnsi="Wingdings" w:hint="default"/>
+        <w:sz w:val="20"/>
+      </w:rPr>
+    </w:lvl>
+    <w:lvl w:ilvl="6" w:tentative="1">
+      <w:start w:val="1"/>
+      <w:numFmt w:val="bullet"/>
+      <w:lvlText w:val=""/>
+      <w:lvlJc w:val="left"/>
+      <w:pPr>
+        <w:tabs>
+          <w:tab w:val="num" w:pos="5040"/>
+        </w:tabs>
+        <w:ind w:left="5040" w:hanging="360"/>
+      </w:pPr>
+      <w:rPr>
+        <w:rFonts w:ascii="Wingdings" w:hAnsi="Wingdings" w:hint="default"/>
+        <w:sz w:val="20"/>
+      </w:rPr>
+    </w:lvl>
+    <w:lvl w:ilvl="7" w:tentative="1">
+      <w:start w:val="1"/>
+      <w:numFmt w:val="bullet"/>
+      <w:lvlText w:val=""/>
+      <w:lvlJc w:val="left"/>
+      <w:pPr>
+        <w:tabs>
+          <w:tab w:val="num" w:pos="5760"/>
+        </w:tabs>
+        <w:ind w:left="5760" w:hanging="360"/>
+      </w:pPr>
+      <w:rPr>
+        <w:rFonts w:ascii="Wingdings" w:hAnsi="Wingdings" w:hint="default"/>
+        <w:sz w:val="20"/>
+      </w:rPr>
+    </w:lvl>
+    <w:lvl w:ilvl="8" w:tentative="1">
+      <w:start w:val="1"/>
+      <w:numFmt w:val="bullet"/>
+      <w:lvlText w:val=""/>
+      <w:lvlJc w:val="left"/>
+      <w:pPr>
+        <w:tabs>
+          <w:tab w:val="num" w:pos="6480"/>
+        </w:tabs>
+        <w:ind w:left="6480" w:hanging="360"/>
+      </w:pPr>
+      <w:rPr>
+        <w:rFonts w:ascii="Wingdings" w:hAnsi="Wingdings" w:hint="default"/>
+        <w:sz w:val="20"/>
+      </w:rPr>
+    </w:lvl>
+  </w:abstractNum>
+  <w:abstractNum w:abstractNumId="4" w15:restartNumberingAfterBreak="0">
     <w:nsid w:val="3DFB0A44"/>
     <w:multiLevelType w:val="multilevel"/>
     <w:tmpl w:val="F78AF5B8"/>
@@ -3074,7 +4070,7 @@
       </w:rPr>
     </w:lvl>
   </w:abstractNum>
-  <w:abstractNum w:abstractNumId="4" w15:restartNumberingAfterBreak="0">
+  <w:abstractNum w:abstractNumId="5" w15:restartNumberingAfterBreak="0">
     <w:nsid w:val="4FCE49C6"/>
     <w:multiLevelType w:val="multilevel"/>
     <w:tmpl w:val="ED44EFB0"/>
@@ -3223,7 +4219,7 @@
       </w:rPr>
     </w:lvl>
   </w:abstractNum>
-  <w:abstractNum w:abstractNumId="5" w15:restartNumberingAfterBreak="0">
+  <w:abstractNum w:abstractNumId="6" w15:restartNumberingAfterBreak="0">
     <w:nsid w:val="612E6BB4"/>
     <w:multiLevelType w:val="multilevel"/>
     <w:tmpl w:val="554821FA"/>
@@ -3334,6 +4330,155 @@
         </w:tabs>
         <w:ind w:left="6480" w:hanging="360"/>
       </w:pPr>
+    </w:lvl>
+  </w:abstractNum>
+  <w:abstractNum w:abstractNumId="7" w15:restartNumberingAfterBreak="0">
+    <w:nsid w:val="71C97DA8"/>
+    <w:multiLevelType w:val="multilevel"/>
+    <w:tmpl w:val="B406B6FC"/>
+    <w:lvl w:ilvl="0">
+      <w:start w:val="1"/>
+      <w:numFmt w:val="bullet"/>
+      <w:lvlText w:val=""/>
+      <w:lvlJc w:val="left"/>
+      <w:pPr>
+        <w:tabs>
+          <w:tab w:val="num" w:pos="720"/>
+        </w:tabs>
+        <w:ind w:left="720" w:hanging="360"/>
+      </w:pPr>
+      <w:rPr>
+        <w:rFonts w:ascii="Symbol" w:hAnsi="Symbol" w:hint="default"/>
+        <w:sz w:val="20"/>
+      </w:rPr>
+    </w:lvl>
+    <w:lvl w:ilvl="1" w:tentative="1">
+      <w:start w:val="1"/>
+      <w:numFmt w:val="bullet"/>
+      <w:lvlText w:val="o"/>
+      <w:lvlJc w:val="left"/>
+      <w:pPr>
+        <w:tabs>
+          <w:tab w:val="num" w:pos="1440"/>
+        </w:tabs>
+        <w:ind w:left="1440" w:hanging="360"/>
+      </w:pPr>
+      <w:rPr>
+        <w:rFonts w:ascii="Courier New" w:hAnsi="Courier New" w:hint="default"/>
+        <w:sz w:val="20"/>
+      </w:rPr>
+    </w:lvl>
+    <w:lvl w:ilvl="2" w:tentative="1">
+      <w:start w:val="1"/>
+      <w:numFmt w:val="bullet"/>
+      <w:lvlText w:val=""/>
+      <w:lvlJc w:val="left"/>
+      <w:pPr>
+        <w:tabs>
+          <w:tab w:val="num" w:pos="2160"/>
+        </w:tabs>
+        <w:ind w:left="2160" w:hanging="360"/>
+      </w:pPr>
+      <w:rPr>
+        <w:rFonts w:ascii="Wingdings" w:hAnsi="Wingdings" w:hint="default"/>
+        <w:sz w:val="20"/>
+      </w:rPr>
+    </w:lvl>
+    <w:lvl w:ilvl="3" w:tentative="1">
+      <w:start w:val="1"/>
+      <w:numFmt w:val="bullet"/>
+      <w:lvlText w:val=""/>
+      <w:lvlJc w:val="left"/>
+      <w:pPr>
+        <w:tabs>
+          <w:tab w:val="num" w:pos="2880"/>
+        </w:tabs>
+        <w:ind w:left="2880" w:hanging="360"/>
+      </w:pPr>
+      <w:rPr>
+        <w:rFonts w:ascii="Wingdings" w:hAnsi="Wingdings" w:hint="default"/>
+        <w:sz w:val="20"/>
+      </w:rPr>
+    </w:lvl>
+    <w:lvl w:ilvl="4" w:tentative="1">
+      <w:start w:val="1"/>
+      <w:numFmt w:val="bullet"/>
+      <w:lvlText w:val=""/>
+      <w:lvlJc w:val="left"/>
+      <w:pPr>
+        <w:tabs>
+          <w:tab w:val="num" w:pos="3600"/>
+        </w:tabs>
+        <w:ind w:left="3600" w:hanging="360"/>
+      </w:pPr>
+      <w:rPr>
+        <w:rFonts w:ascii="Wingdings" w:hAnsi="Wingdings" w:hint="default"/>
+        <w:sz w:val="20"/>
+      </w:rPr>
+    </w:lvl>
+    <w:lvl w:ilvl="5" w:tentative="1">
+      <w:start w:val="1"/>
+      <w:numFmt w:val="bullet"/>
+      <w:lvlText w:val=""/>
+      <w:lvlJc w:val="left"/>
+      <w:pPr>
+        <w:tabs>
+          <w:tab w:val="num" w:pos="4320"/>
+        </w:tabs>
+        <w:ind w:left="4320" w:hanging="360"/>
+      </w:pPr>
+      <w:rPr>
+        <w:rFonts w:ascii="Wingdings" w:hAnsi="Wingdings" w:hint="default"/>
+        <w:sz w:val="20"/>
+      </w:rPr>
+    </w:lvl>
+    <w:lvl w:ilvl="6" w:tentative="1">
+      <w:start w:val="1"/>
+      <w:numFmt w:val="bullet"/>
+      <w:lvlText w:val=""/>
+      <w:lvlJc w:val="left"/>
+      <w:pPr>
+        <w:tabs>
+          <w:tab w:val="num" w:pos="5040"/>
+        </w:tabs>
+        <w:ind w:left="5040" w:hanging="360"/>
+      </w:pPr>
+      <w:rPr>
+        <w:rFonts w:ascii="Wingdings" w:hAnsi="Wingdings" w:hint="default"/>
+        <w:sz w:val="20"/>
+      </w:rPr>
+    </w:lvl>
+    <w:lvl w:ilvl="7" w:tentative="1">
+      <w:start w:val="1"/>
+      <w:numFmt w:val="bullet"/>
+      <w:lvlText w:val=""/>
+      <w:lvlJc w:val="left"/>
+      <w:pPr>
+        <w:tabs>
+          <w:tab w:val="num" w:pos="5760"/>
+        </w:tabs>
+        <w:ind w:left="5760" w:hanging="360"/>
+      </w:pPr>
+      <w:rPr>
+        <w:rFonts w:ascii="Wingdings" w:hAnsi="Wingdings" w:hint="default"/>
+        <w:sz w:val="20"/>
+      </w:rPr>
+    </w:lvl>
+    <w:lvl w:ilvl="8" w:tentative="1">
+      <w:start w:val="1"/>
+      <w:numFmt w:val="bullet"/>
+      <w:lvlText w:val=""/>
+      <w:lvlJc w:val="left"/>
+      <w:pPr>
+        <w:tabs>
+          <w:tab w:val="num" w:pos="6480"/>
+        </w:tabs>
+        <w:ind w:left="6480" w:hanging="360"/>
+      </w:pPr>
+      <w:rPr>
+        <w:rFonts w:ascii="Wingdings" w:hAnsi="Wingdings" w:hint="default"/>
+        <w:sz w:val="20"/>
+      </w:rPr>
     </w:lvl>
   </w:abstractNum>
   <w:num w:numId="1" w16cid:durableId="29309092">
@@ -3343,16 +4488,22 @@
     <w:abstractNumId w:val="0"/>
   </w:num>
   <w:num w:numId="3" w16cid:durableId="1574925908">
+    <w:abstractNumId w:val="5"/>
+  </w:num>
+  <w:num w:numId="4" w16cid:durableId="461046928">
     <w:abstractNumId w:val="4"/>
   </w:num>
-  <w:num w:numId="4" w16cid:durableId="461046928">
-    <w:abstractNumId w:val="3"/>
-  </w:num>
   <w:num w:numId="5" w16cid:durableId="1903328802">
-    <w:abstractNumId w:val="5"/>
+    <w:abstractNumId w:val="6"/>
   </w:num>
   <w:num w:numId="6" w16cid:durableId="759721766">
     <w:abstractNumId w:val="1"/>
+  </w:num>
+  <w:num w:numId="7" w16cid:durableId="1978022916">
+    <w:abstractNumId w:val="3"/>
+  </w:num>
+  <w:num w:numId="8" w16cid:durableId="779910764">
+    <w:abstractNumId w:val="7"/>
   </w:num>
 </w:numbering>
 </file>
@@ -3822,6 +4973,27 @@
       <w:szCs w:val="36"/>
     </w:rPr>
   </w:style>
+  <w:style w:type="paragraph" w:styleId="4">
+    <w:name w:val="heading 4"/>
+    <w:basedOn w:val="a"/>
+    <w:next w:val="a"/>
+    <w:link w:val="40"/>
+    <w:uiPriority w:val="9"/>
+    <w:semiHidden/>
+    <w:unhideWhenUsed/>
+    <w:qFormat/>
+    <w:rsid w:val="006265F1"/>
+    <w:pPr>
+      <w:keepNext/>
+      <w:spacing w:line="720" w:lineRule="auto"/>
+      <w:outlineLvl w:val="3"/>
+    </w:pPr>
+    <w:rPr>
+      <w:rFonts w:asciiTheme="majorHAnsi" w:eastAsiaTheme="majorEastAsia" w:hAnsiTheme="majorHAnsi" w:cstheme="majorBidi"/>
+      <w:sz w:val="36"/>
+      <w:szCs w:val="36"/>
+    </w:rPr>
+  </w:style>
   <w:style w:type="character" w:default="1" w:styleId="a0">
     <w:name w:val="Default Paragraph Font"/>
     <w:uiPriority w:val="1"/>
@@ -3973,6 +5145,19 @@
       <w:rFonts w:asciiTheme="majorHAnsi" w:eastAsiaTheme="majorEastAsia" w:hAnsiTheme="majorHAnsi" w:cstheme="majorBidi"/>
       <w:b/>
       <w:bCs/>
+      <w:sz w:val="36"/>
+      <w:szCs w:val="36"/>
+    </w:rPr>
+  </w:style>
+  <w:style w:type="character" w:customStyle="1" w:styleId="40">
+    <w:name w:val="標題 4 字元"/>
+    <w:basedOn w:val="a0"/>
+    <w:link w:val="4"/>
+    <w:uiPriority w:val="9"/>
+    <w:semiHidden/>
+    <w:rsid w:val="006265F1"/>
+    <w:rPr>
+      <w:rFonts w:asciiTheme="majorHAnsi" w:eastAsiaTheme="majorEastAsia" w:hAnsiTheme="majorHAnsi" w:cstheme="majorBidi"/>
       <w:sz w:val="36"/>
       <w:szCs w:val="36"/>
     </w:rPr>
@@ -4239,4 +5424,16 @@
     </a:ext>
   </a:extLst>
 </a:theme>
+</file>
+
+<file path=customXml/item1.xml><?xml version="1.0" encoding="utf-8"?>
+<b:Sources xmlns:b="http://schemas.openxmlformats.org/officeDocument/2006/bibliography" xmlns="http://schemas.openxmlformats.org/officeDocument/2006/bibliography" SelectedStyle="\APASixthEditionOfficeOnline.xsl" StyleName="APA" Version="6"/>
+</file>
+
+<file path=customXml/itemProps1.xml><?xml version="1.0" encoding="utf-8"?>
+<ds:datastoreItem xmlns:ds="http://schemas.openxmlformats.org/officeDocument/2006/customXml" ds:itemID="{2B46391C-8A47-477A-8C3C-93577D17EDB2}">
+  <ds:schemaRefs>
+    <ds:schemaRef ds:uri="http://schemas.openxmlformats.org/officeDocument/2006/bibliography"/>
+  </ds:schemaRefs>
+</ds:datastoreItem>
 </file>